--- a/Assignments/PowerBi/Power_BI_Assignment.docx
+++ b/Assignments/PowerBi/Power_BI_Assignment.docx
@@ -61,70 +61,149 @@
     </w:p>
     <w:p>
       <w:r>
-        <w:t>The main types are Import (data stored in Power BI), DirectQuery (live connection), Live Connection (connect to existing models), and Composite (mix of Import and DirectQuery).</w:t>
+        <w:t>The main types are</w:t>
+      </w:r>
+      <w:r>
+        <w:t>:</w:t>
       </w:r>
     </w:p>
     <w:p>
-      <w:pPr>
-        <w:pStyle w:val="Heading2"/>
-      </w:pPr>
-      <w:r>
-        <w:t>4. How do you handle data transformation in Power BI?</w:t>
+      <w:r>
+        <w:t>Import (data stored in Power BI)</w:t>
+      </w:r>
+      <w:r>
+        <w:t xml:space="preserve"> - </w:t>
+      </w:r>
+      <w:r>
+        <w:t xml:space="preserve">Data is </w:t>
+      </w:r>
+      <w:r>
+        <w:rPr>
+          <w:b/>
+          <w:bCs/>
+        </w:rPr>
+        <w:t>copied and stored inside Power BI</w:t>
+      </w:r>
+      <w:r>
+        <w:t>,</w:t>
       </w:r>
     </w:p>
     <w:p>
       <w:r>
-        <w:t xml:space="preserve">Data transformation is done using Power Query. </w:t>
+        <w:t>Direct</w:t>
+      </w:r>
+      <w:r>
+        <w:t xml:space="preserve"> </w:t>
+      </w:r>
+      <w:r>
+        <w:t>Query (live connection)</w:t>
+      </w:r>
+      <w:r>
+        <w:t xml:space="preserve"> - </w:t>
+      </w:r>
+      <w:r>
+        <w:t xml:space="preserve">Power BI </w:t>
+      </w:r>
+      <w:r>
+        <w:rPr>
+          <w:b/>
+          <w:bCs/>
+        </w:rPr>
+        <w:t>does NOT store data</w:t>
+      </w:r>
+      <w:r>
+        <w:t xml:space="preserve">, it queries the database </w:t>
+      </w:r>
+      <w:r>
+        <w:rPr>
+          <w:b/>
+          <w:bCs/>
+        </w:rPr>
+        <w:t>live</w:t>
+      </w:r>
+      <w:r>
+        <w:t>,</w:t>
       </w:r>
     </w:p>
     <w:p>
       <w:r>
-        <w:t>It includes cleaning data, removing duplicates, changing data types, filtering rows, and merging or appending tables.</w:t>
+        <w:t>Live Connection (connect to existing models)</w:t>
+      </w:r>
+      <w:r>
+        <w:t xml:space="preserve"> - </w:t>
+      </w:r>
+      <w:r>
+        <w:t xml:space="preserve">Connects directly to a </w:t>
+      </w:r>
+      <w:r>
+        <w:rPr>
+          <w:b/>
+          <w:bCs/>
+        </w:rPr>
+        <w:t>pre-built data model</w:t>
+      </w:r>
+      <w:r>
+        <w:t xml:space="preserve"> </w:t>
+      </w:r>
+      <w:r>
+        <w:t>(like Analysis Services)</w:t>
+      </w:r>
+      <w:r>
+        <w:t>,</w:t>
       </w:r>
     </w:p>
     <w:p>
-      <w:pPr>
-        <w:pStyle w:val="Heading2"/>
-      </w:pPr>
-      <w:r>
-        <w:t>5. What is DAX and why is it important</w:t>
-      </w:r>
-      <w:r>
-        <w:t xml:space="preserve"> in Power BI</w:t>
-      </w:r>
-      <w:r>
-        <w:t>?</w:t>
+      <w:r>
+        <w:t>Composite (mix of Import and Direct</w:t>
+      </w:r>
+      <w:r>
+        <w:t xml:space="preserve"> </w:t>
+      </w:r>
+      <w:r>
+        <w:t>Query).</w:t>
       </w:r>
     </w:p>
     <w:p>
-      <w:r>
-        <w:t xml:space="preserve">DAX is a formula language used for calculations in Power BI. </w:t>
+      <w:pPr>
+        <w:pStyle w:val="Heading2"/>
+      </w:pPr>
+      <w:r>
+        <w:t>4. How do you handle data transformation in Power BI?</w:t>
       </w:r>
     </w:p>
     <w:p>
       <w:r>
-        <w:t>It is important because it helps create measures, perform analysis, and generate insights from data.</w:t>
+        <w:t xml:space="preserve">Data transformation is done using Power Query. </w:t>
       </w:r>
     </w:p>
     <w:p>
-      <w:pPr>
-        <w:pStyle w:val="Heading2"/>
-      </w:pPr>
-      <w:r>
-        <w:t xml:space="preserve">6. </w:t>
-      </w:r>
-      <w:r>
-        <w:t>Can you explain the difference between calculated columns and measures in Power BI?</w:t>
+      <w:r>
+        <w:t>It includes cleaning data, removing duplicates, changing data types, filtering rows, and merging or appending tables.</w:t>
       </w:r>
     </w:p>
     <w:p>
-      <w:r>
-        <w:t xml:space="preserve">Calculated columns are created row by row and stored in the table. </w:t>
+      <w:pPr>
+        <w:pStyle w:val="Heading2"/>
+      </w:pPr>
+      <w:r>
+        <w:t>5. What is DAX and why is it important</w:t>
+      </w:r>
+      <w:r>
+        <w:t xml:space="preserve"> in Power BI</w:t>
+      </w:r>
+      <w:r>
+        <w:t>?</w:t>
       </w:r>
     </w:p>
     <w:p>
       <w:r>
-        <w:t>Measures are calculated dynamically based on filters and are not stored.</w:t>
+        <w:t>DAX (Data Analysis Expressions) is a formula language used in Power BI to create calculated columns, measures, and custom calculations</w:t>
+      </w:r>
+      <w:r>
+        <w:t xml:space="preserve"> to generate insights from data</w:t>
+      </w:r>
+      <w:r>
+        <w:t>.</w:t>
       </w:r>
     </w:p>
     <w:p>
@@ -132,58 +211,68 @@
         <w:pStyle w:val="Heading2"/>
       </w:pPr>
       <w:r>
-        <w:t xml:space="preserve">7. </w:t>
-      </w:r>
-      <w:r>
-        <w:t>How do you handle relationships between tables in Power BI?</w:t>
+        <w:t xml:space="preserve">6. </w:t>
+      </w:r>
+      <w:r>
+        <w:t>Can you explain the difference between calculated columns and measures in Power BI?</w:t>
       </w:r>
     </w:p>
     <w:p>
       <w:r>
-        <w:t>Relationships are created using common columns like IDs. Usually, one-to-many relationships are used, and proper data modeling ensures correct analysis.</w:t>
+        <w:t xml:space="preserve">Calculated columns are created row by row and stored in the table. </w:t>
       </w:r>
     </w:p>
     <w:p>
-      <w:pPr>
-        <w:pStyle w:val="Heading2"/>
-      </w:pPr>
-      <w:r>
-        <w:lastRenderedPageBreak/>
-        <w:t>8. What is the purpose of a Power BI Gateway?</w:t>
+      <w:r>
+        <w:t>Measures are calculated dynamically based on filters and are not stored.</w:t>
       </w:r>
     </w:p>
     <w:p>
-      <w:r>
-        <w:t>Gateway allows Power BI Service to connect to on-premise data sources and refresh data securely.</w:t>
+      <w:pPr>
+        <w:pStyle w:val="Heading2"/>
+      </w:pPr>
+      <w:r>
+        <w:lastRenderedPageBreak/>
+        <w:t xml:space="preserve">7. </w:t>
+      </w:r>
+      <w:r>
+        <w:t>How do you handle relationships between tables in Power BI?</w:t>
       </w:r>
     </w:p>
     <w:p>
-      <w:pPr>
-        <w:pStyle w:val="Heading2"/>
-      </w:pPr>
-      <w:r>
-        <w:t>9. How can you schedule data refresh in Power BI Service?</w:t>
+      <w:r>
+        <w:t>In Power BI, relationships between tables are handled by linking them using common columns, defining cardinality and filter direction, and ensuring a proper data model structure for accurate analysis</w:t>
+      </w:r>
+      <w:r>
+        <w:t>.</w:t>
       </w:r>
     </w:p>
     <w:p>
-      <w:r>
-        <w:t>You can publish the report to Power BI Service and set a scheduled refresh with time and frequency using dataset settings.</w:t>
+      <w:pPr>
+        <w:pStyle w:val="Heading2"/>
+      </w:pPr>
+      <w:r>
+        <w:t>8. What is the purpose of a Power BI Gateway?</w:t>
       </w:r>
     </w:p>
     <w:p>
-      <w:pPr>
-        <w:pStyle w:val="Heading2"/>
-      </w:pPr>
-      <w:r>
-        <w:t xml:space="preserve">10. </w:t>
-      </w:r>
-      <w:r>
-        <w:t>Explain the concept of row-level security in Power BI.</w:t>
+      <w:r>
+        <w:t>Power BI Gateway is a bridge that securely connects on-premises data sources to Power BI Service, enabling data refresh and live queries.</w:t>
       </w:r>
     </w:p>
     <w:p>
       <w:r>
-        <w:t>Row-level security restricts data access for users based on roles, so users can only see specific data.</w:t>
+        <w:t xml:space="preserve">It lets Power BI access data that is </w:t>
+      </w:r>
+      <w:r>
+        <w:rPr>
+          <w:b/>
+          <w:bCs/>
+        </w:rPr>
+        <w:t>not on the internet</w:t>
+      </w:r>
+      <w:r>
+        <w:t>, like data stored on your office computer or local server.</w:t>
       </w:r>
     </w:p>
     <w:p>
@@ -191,15 +280,84 @@
         <w:pStyle w:val="Heading2"/>
       </w:pPr>
       <w:r>
-        <w:t xml:space="preserve">11. </w:t>
-      </w:r>
-      <w:r>
-        <w:t>What is the Power BI Desktop and how does it differ from Power BI Service?</w:t>
+        <w:t>9. How can you schedule data refresh in Power BI Service?</w:t>
       </w:r>
     </w:p>
     <w:p>
-      <w:r>
-        <w:t>Desktop is used to create reports, while Service is used to publish, share, and manage reports online.</w:t>
+      <w:pPr>
+        <w:rPr>
+          <w:lang w:val="en-IN"/>
+        </w:rPr>
+      </w:pPr>
+      <w:r>
+        <w:rPr>
+          <w:lang w:val="en-IN"/>
+        </w:rPr>
+        <w:t xml:space="preserve">In </w:t>
+      </w:r>
+      <w:r>
+        <w:rPr>
+          <w:b/>
+          <w:bCs/>
+          <w:lang w:val="en-IN"/>
+        </w:rPr>
+        <w:t>Power BI Service</w:t>
+      </w:r>
+      <w:r>
+        <w:rPr>
+          <w:lang w:val="en-IN"/>
+        </w:rPr>
+        <w:t>, scheduled refresh means</w:t>
+      </w:r>
+      <w:r>
+        <w:rPr>
+          <w:lang w:val="en-IN"/>
+        </w:rPr>
+        <w:t xml:space="preserve">, </w:t>
+      </w:r>
+      <w:proofErr w:type="gramStart"/>
+      <w:r>
+        <w:rPr>
+          <w:b/>
+          <w:bCs/>
+          <w:lang w:val="en-IN"/>
+        </w:rPr>
+        <w:t>Automatically</w:t>
+      </w:r>
+      <w:proofErr w:type="gramEnd"/>
+      <w:r>
+        <w:rPr>
+          <w:b/>
+          <w:bCs/>
+          <w:lang w:val="en-IN"/>
+        </w:rPr>
+        <w:t xml:space="preserve"> updating your dataset at specific time intervals</w:t>
+      </w:r>
+      <w:r>
+        <w:rPr>
+          <w:lang w:val="en-IN"/>
+        </w:rPr>
+        <w:t xml:space="preserve"> </w:t>
+      </w:r>
+      <w:r>
+        <w:rPr>
+          <w:lang w:val="en-IN"/>
+        </w:rPr>
+        <w:t xml:space="preserve">So your reports always show </w:t>
+      </w:r>
+      <w:r>
+        <w:rPr>
+          <w:b/>
+          <w:bCs/>
+          <w:lang w:val="en-IN"/>
+        </w:rPr>
+        <w:t>latest data</w:t>
+      </w:r>
+      <w:r>
+        <w:rPr>
+          <w:lang w:val="en-IN"/>
+        </w:rPr>
+        <w:t xml:space="preserve"> without manual effort.</w:t>
       </w:r>
     </w:p>
     <w:p>
@@ -207,178 +365,542 @@
         <w:pStyle w:val="Heading2"/>
       </w:pPr>
       <w:r>
-        <w:t xml:space="preserve">12. </w:t>
-      </w:r>
-      <w:r>
-        <w:t>Explain the concept of Direct Query in Power BI.</w:t>
+        <w:t xml:space="preserve">10. </w:t>
+      </w:r>
+      <w:r>
+        <w:t>Explain the concept of row-level security in Power BI.</w:t>
       </w:r>
     </w:p>
     <w:p>
-      <w:r>
-        <w:t>DirectQuery connects Power BI directly to the data source without importing data. It fetches real-time data when needed.</w:t>
+      <w:pPr>
+        <w:spacing w:after="160" w:line="259" w:lineRule="auto"/>
+      </w:pPr>
+      <w:r>
+        <w:t xml:space="preserve">In </w:t>
+      </w:r>
+      <w:r>
+        <w:rPr>
+          <w:b/>
+          <w:bCs/>
+        </w:rPr>
+        <w:t>Power BI</w:t>
+      </w:r>
+      <w:r>
+        <w:t xml:space="preserve">, </w:t>
+      </w:r>
+      <w:r>
+        <w:rPr>
+          <w:b/>
+          <w:bCs/>
+        </w:rPr>
+        <w:t>Row-Level Security (RLS)</w:t>
+      </w:r>
+      <w:r>
+        <w:t xml:space="preserve"> is used to</w:t>
+      </w:r>
+      <w:r>
+        <w:t xml:space="preserve"> </w:t>
+      </w:r>
+      <w:r>
+        <w:rPr>
+          <w:b/>
+          <w:bCs/>
+        </w:rPr>
+        <w:t>Restrict data access for different users based on their roles</w:t>
+      </w:r>
+      <w:r>
+        <w:rPr>
+          <w:b/>
+          <w:bCs/>
+        </w:rPr>
+        <w:t>.</w:t>
       </w:r>
     </w:p>
     <w:p>
       <w:pPr>
-        <w:pStyle w:val="Heading2"/>
-      </w:pPr>
-      <w:r>
-        <w:t xml:space="preserve">13. </w:t>
-      </w:r>
-      <w:r>
-        <w:t>What are Power BI templates and how are they useful?</w:t>
+        <w:spacing w:after="160" w:line="259" w:lineRule="auto"/>
+      </w:pPr>
+      <w:r>
+        <w:t xml:space="preserve">So, users only see the </w:t>
+      </w:r>
+      <w:r>
+        <w:rPr>
+          <w:b/>
+          <w:bCs/>
+        </w:rPr>
+        <w:t>data they are allowed to see</w:t>
+      </w:r>
+      <w:r>
+        <w:t>, not everything.</w:t>
       </w:r>
     </w:p>
     <w:p>
-      <w:r>
-        <w:t>Templates are reusable files that contain report structure without data. They help save time and maintain consistency.</w:t>
+      <w:pPr>
+        <w:pStyle w:val="Heading2"/>
+      </w:pPr>
+      <w:r>
+        <w:t xml:space="preserve">11. </w:t>
+      </w:r>
+      <w:r>
+        <w:t>What is the Power BI Desktop and how does it differ from Power BI Service?</w:t>
       </w:r>
     </w:p>
     <w:p>
-      <w:pPr>
-        <w:pStyle w:val="Heading2"/>
-      </w:pPr>
-      <w:r>
-        <w:t xml:space="preserve">14. </w:t>
-      </w:r>
-      <w:r>
-        <w:t>How do you handle incremental data refresh in Power BI?</w:t>
+      <w:r>
+        <w:t>Desktop is used to create reports, while Service is used to publish, share, and manage reports online.</w:t>
       </w:r>
     </w:p>
     <w:p>
-      <w:r>
-        <w:t>Incremental refresh loads only new or changed data instead of the entire dataset, improving performance.</w:t>
+      <w:pPr>
+        <w:pStyle w:val="Heading2"/>
+      </w:pPr>
+      <w:r>
+        <w:t xml:space="preserve">12. </w:t>
+      </w:r>
+      <w:r>
+        <w:t>Explain the concept of Direct Query in Power BI.</w:t>
       </w:r>
     </w:p>
     <w:p>
-      <w:pPr>
-        <w:pStyle w:val="Heading2"/>
-      </w:pPr>
-      <w:r>
-        <w:t xml:space="preserve">15. </w:t>
-      </w:r>
-      <w:r>
-        <w:t>What is the role of Power Query in Power BI?</w:t>
+      <w:r>
+        <w:t>Direct</w:t>
+      </w:r>
+      <w:r>
+        <w:t xml:space="preserve"> </w:t>
+      </w:r>
+      <w:r>
+        <w:t>Query connects Power BI directly to the data source without importing data. It fetches real-time data when needed.</w:t>
       </w:r>
     </w:p>
     <w:p>
-      <w:r>
-        <w:t>Power Query is used to clean, transform, and prepare data before loading it into Power BI.</w:t>
+      <w:pPr>
+        <w:pStyle w:val="Heading2"/>
+      </w:pPr>
+      <w:r>
+        <w:t xml:space="preserve">13. </w:t>
+      </w:r>
+      <w:r>
+        <w:t>What are Power BI templates and how are they useful?</w:t>
       </w:r>
     </w:p>
     <w:p>
-      <w:pPr>
-        <w:pStyle w:val="Heading2"/>
-      </w:pPr>
-      <w:r>
-        <w:t xml:space="preserve">16. </w:t>
-      </w:r>
-      <w:r>
-        <w:t>Explain the difference between calculated columns and calculated tables in Power BI.</w:t>
+      <w:r>
+        <w:t>Templates are reusable files that contain report structure without data. They help save time and maintain consistency.</w:t>
       </w:r>
     </w:p>
     <w:p>
-      <w:r>
-        <w:t>Calculated columns add a new column to a table, while calculated tables create a new table using DAX.</w:t>
+      <w:pPr>
+        <w:pStyle w:val="Heading2"/>
+      </w:pPr>
+      <w:r>
+        <w:t xml:space="preserve">14. </w:t>
+      </w:r>
+      <w:r>
+        <w:t>How do you handle incremental data refresh in Power BI?</w:t>
       </w:r>
     </w:p>
     <w:p>
-      <w:pPr>
-        <w:pStyle w:val="Heading2"/>
-      </w:pPr>
-      <w:r>
-        <w:t xml:space="preserve">17. </w:t>
-      </w:r>
-      <w:r>
-        <w:t>How do you create custom visuals in Power BI?</w:t>
+      <w:r>
+        <w:t>Incremental refresh loads only new or changed data instead of the entire dataset, improving performance.</w:t>
       </w:r>
     </w:p>
     <w:p>
-      <w:r>
-        <w:t>Custom visuals can be imported from the marketplace or created using tools like Power BI Developer tools.</w:t>
+      <w:pPr>
+        <w:pStyle w:val="Heading2"/>
+      </w:pPr>
+      <w:r>
+        <w:t xml:space="preserve">15. </w:t>
+      </w:r>
+      <w:r>
+        <w:t>What is the role of Power Query in Power BI?</w:t>
       </w:r>
     </w:p>
     <w:p>
-      <w:pPr>
-        <w:pStyle w:val="Heading2"/>
-      </w:pPr>
-      <w:r>
-        <w:t xml:space="preserve">18. </w:t>
-      </w:r>
-      <w:r>
-        <w:t>What are the best practices for optimizing performance in Power BI?</w:t>
+      <w:r>
+        <w:t>Power Query is used to clean, transform, and prepare data before loading it into Power BI.</w:t>
       </w:r>
     </w:p>
     <w:p>
-      <w:r>
-        <w:t>Remove unnecessary columns, use measures instead of columns, optimize data model, and use proper relationships.</w:t>
+      <w:pPr>
+        <w:pStyle w:val="Heading2"/>
+      </w:pPr>
+      <w:r>
+        <w:t xml:space="preserve">16. </w:t>
+      </w:r>
+      <w:r>
+        <w:t>Explain the difference between calculated columns and calculated tables in Power BI.</w:t>
       </w:r>
     </w:p>
     <w:p>
-      <w:pPr>
-        <w:pStyle w:val="Heading2"/>
-      </w:pPr>
-      <w:r>
-        <w:lastRenderedPageBreak/>
-        <w:t xml:space="preserve">19. </w:t>
-      </w:r>
-      <w:r>
-        <w:t>How can you integrate Power BI with other Microsoft products like Azure and Office 365?</w:t>
+      <w:r>
+        <w:t>Calculated columns add a new column to a table, while calculated tables create a new table using DAX.</w:t>
       </w:r>
     </w:p>
     <w:p>
-      <w:r>
-        <w:t>Power BI integrates with Azure services and Office 365 tools like Excel, SharePoint, and Teams for better data sharing and analysis.</w:t>
+      <w:pPr>
+        <w:pStyle w:val="Heading2"/>
+      </w:pPr>
+      <w:r>
+        <w:lastRenderedPageBreak/>
+        <w:t xml:space="preserve">17. </w:t>
+      </w:r>
+      <w:r>
+        <w:t>How do you create custom visuals in Power BI?</w:t>
       </w:r>
     </w:p>
     <w:p>
-      <w:pPr>
-        <w:pStyle w:val="Heading2"/>
-      </w:pPr>
-      <w:r>
-        <w:t xml:space="preserve">20. </w:t>
-      </w:r>
-      <w:r>
-        <w:t>Explain the concept of aggregations in Power BI.</w:t>
+      <w:r>
+        <w:t>Custom visuals can be imported from the marketplace or created using tools like Power BI Developer tools.</w:t>
       </w:r>
     </w:p>
     <w:p>
-      <w:r>
-        <w:t>Aggregations summarize data to improve performance by reducing the amount of data processed during queries.</w:t>
+      <w:pPr>
+        <w:pStyle w:val="Heading2"/>
+      </w:pPr>
+      <w:r>
+        <w:t xml:space="preserve">18. </w:t>
+      </w:r>
+      <w:r>
+        <w:t>What are the best practices for optimizing performance in Power BI?</w:t>
       </w:r>
     </w:p>
     <w:p>
-      <w:pPr>
-        <w:pStyle w:val="Heading2"/>
-      </w:pPr>
-      <w:r>
-        <w:t xml:space="preserve">21. </w:t>
-      </w:r>
-      <w:r>
-        <w:t>How do you handle error handling and data quality in Power BI?</w:t>
+      <w:r>
+        <w:t>Remove unnecessary columns, use measures instead of columns, optimize data model, and use proper relationships.</w:t>
       </w:r>
     </w:p>
     <w:p>
-      <w:r>
-        <w:t>Use Power Query to detect errors, remove invalid data, and apply transformations to ensure clean data.</w:t>
+      <w:pPr>
+        <w:pStyle w:val="Heading2"/>
+      </w:pPr>
+      <w:r>
+        <w:t xml:space="preserve">19. </w:t>
+      </w:r>
+      <w:r>
+        <w:t>How can you integrate Power BI with other Microsoft products like Azure and Office 365?</w:t>
       </w:r>
     </w:p>
     <w:p>
-      <w:pPr>
-        <w:pStyle w:val="Heading2"/>
-      </w:pPr>
-      <w:r>
-        <w:t xml:space="preserve">22. </w:t>
-      </w:r>
-      <w:r>
-        <w:t>What is the purpose of Power BI Embedded and when would you use it?</w:t>
+      <w:r>
+        <w:t>Power BI integrates with Azure services and Office 365 tools like Excel, SharePoint, and Teams for better data sharing and analysis.</w:t>
       </w:r>
     </w:p>
     <w:p>
-      <w:r>
-        <w:t>Power BI Embedded allows developers to embed Power BI reports into applications for users.</w:t>
+      <w:pPr>
+        <w:pStyle w:val="Heading2"/>
+      </w:pPr>
+      <w:r>
+        <w:t xml:space="preserve">20. </w:t>
+      </w:r>
+      <w:r>
+        <w:t>Explain the concept of aggregations in Power BI.</w:t>
       </w:r>
     </w:p>
+    <w:p>
+      <w:r>
+        <w:t>Aggregations summarize data to improve performance by reducing the amount of data processed during queries.</w:t>
+      </w:r>
+    </w:p>
+    <w:p>
+      <w:pPr>
+        <w:pStyle w:val="Heading2"/>
+      </w:pPr>
+      <w:r>
+        <w:t xml:space="preserve">21. </w:t>
+      </w:r>
+      <w:r>
+        <w:t>How do you handle error handling and data quality in Power BI?</w:t>
+      </w:r>
+    </w:p>
+    <w:p>
+      <w:r>
+        <w:t>Error Handling:</w:t>
+      </w:r>
+    </w:p>
+    <w:p>
+      <w:pPr>
+        <w:pStyle w:val="ListParagraph"/>
+        <w:numPr>
+          <w:ilvl w:val="0"/>
+          <w:numId w:val="10"/>
+        </w:numPr>
+      </w:pPr>
+      <w:r>
+        <w:t xml:space="preserve">I mainly handle errors in </w:t>
+      </w:r>
+      <w:r>
+        <w:rPr>
+          <w:b/>
+          <w:bCs/>
+        </w:rPr>
+        <w:t>Power Query (ETL stage)</w:t>
+      </w:r>
+      <w:r>
+        <w:t xml:space="preserve"> before loading data.</w:t>
+      </w:r>
+    </w:p>
+    <w:p>
+      <w:pPr>
+        <w:pStyle w:val="ListParagraph"/>
+        <w:numPr>
+          <w:ilvl w:val="0"/>
+          <w:numId w:val="10"/>
+        </w:numPr>
+      </w:pPr>
+      <w:r>
+        <w:t>Replace Errors – to handle nulls and invalid values</w:t>
+      </w:r>
+    </w:p>
+    <w:p>
+      <w:pPr>
+        <w:pStyle w:val="ListParagraph"/>
+        <w:numPr>
+          <w:ilvl w:val="0"/>
+          <w:numId w:val="10"/>
+        </w:numPr>
+      </w:pPr>
+      <w:r>
+        <w:t>Remove Errors – if rows are completely invalid</w:t>
+      </w:r>
+    </w:p>
+    <w:p>
+      <w:pPr>
+        <w:pStyle w:val="ListParagraph"/>
+        <w:numPr>
+          <w:ilvl w:val="0"/>
+          <w:numId w:val="10"/>
+        </w:numPr>
+      </w:pPr>
+      <w:r>
+        <w:t xml:space="preserve">Change data type - </w:t>
+      </w:r>
+      <w:r>
+        <w:t>Many errors come from wrong data types</w:t>
+      </w:r>
+    </w:p>
+    <w:p>
+      <w:r>
+        <w:t>Data Quality Handling</w:t>
+      </w:r>
+      <w:r>
+        <w:t xml:space="preserve">: </w:t>
+      </w:r>
+    </w:p>
+    <w:p>
+      <w:pPr>
+        <w:pStyle w:val="ListParagraph"/>
+        <w:numPr>
+          <w:ilvl w:val="0"/>
+          <w:numId w:val="11"/>
+        </w:numPr>
+      </w:pPr>
+      <w:r>
+        <w:t>Remove duplicates</w:t>
+      </w:r>
+    </w:p>
+    <w:p>
+      <w:pPr>
+        <w:pStyle w:val="ListParagraph"/>
+        <w:numPr>
+          <w:ilvl w:val="0"/>
+          <w:numId w:val="11"/>
+        </w:numPr>
+      </w:pPr>
+      <w:r>
+        <w:t xml:space="preserve">Handle Missing values </w:t>
+      </w:r>
+    </w:p>
+    <w:p>
+      <w:pPr>
+        <w:pStyle w:val="ListParagraph"/>
+        <w:numPr>
+          <w:ilvl w:val="0"/>
+          <w:numId w:val="11"/>
+        </w:numPr>
+      </w:pPr>
+      <w:r>
+        <w:t>Standardize Data</w:t>
+      </w:r>
+      <w:r>
+        <w:t xml:space="preserve"> Formats, like: USA, </w:t>
+      </w:r>
+      <w:proofErr w:type="gramStart"/>
+      <w:r>
+        <w:t>U.S.A  or</w:t>
+      </w:r>
+      <w:proofErr w:type="gramEnd"/>
+      <w:r>
+        <w:t xml:space="preserve"> INDIA, IN</w:t>
+      </w:r>
+    </w:p>
+    <w:p>
+      <w:pPr>
+        <w:pStyle w:val="ListParagraph"/>
+        <w:numPr>
+          <w:ilvl w:val="0"/>
+          <w:numId w:val="11"/>
+        </w:numPr>
+        <w:rPr>
+          <w:lang w:val="en-IN"/>
+        </w:rPr>
+      </w:pPr>
+      <w:r>
+        <w:t>Use Data Profiling Tools</w:t>
+      </w:r>
+      <w:r>
+        <w:t xml:space="preserve"> - </w:t>
+      </w:r>
+      <w:r>
+        <w:rPr>
+          <w:lang w:val="en-IN"/>
+        </w:rPr>
+        <w:t>Column Quality</w:t>
+      </w:r>
+      <w:r>
+        <w:rPr>
+          <w:lang w:val="en-IN"/>
+        </w:rPr>
+        <w:t xml:space="preserve">, </w:t>
+      </w:r>
+      <w:r>
+        <w:rPr>
+          <w:lang w:val="en-IN"/>
+        </w:rPr>
+        <w:t>Column Distribution</w:t>
+      </w:r>
+      <w:r>
+        <w:rPr>
+          <w:lang w:val="en-IN"/>
+        </w:rPr>
+        <w:t xml:space="preserve">, </w:t>
+      </w:r>
+      <w:r>
+        <w:rPr>
+          <w:lang w:val="en-IN"/>
+        </w:rPr>
+        <w:t>Column Profile</w:t>
+      </w:r>
+      <w:r>
+        <w:rPr>
+          <w:lang w:val="en-IN"/>
+        </w:rPr>
+        <w:t xml:space="preserve"> - It h</w:t>
+      </w:r>
+      <w:r>
+        <w:rPr>
+          <w:lang w:val="en-IN"/>
+        </w:rPr>
+        <w:t>elps quickly identify issues</w:t>
+      </w:r>
+    </w:p>
+    <w:p>
+      <w:pPr>
+        <w:pStyle w:val="Heading2"/>
+      </w:pPr>
+      <w:r>
+        <w:t xml:space="preserve">22. </w:t>
+      </w:r>
+      <w:r>
+        <w:t>What is the purpose of Power BI Embedded and when would you use it?</w:t>
+      </w:r>
+    </w:p>
+    <w:p>
+      <w:pPr>
+        <w:rPr>
+          <w:lang w:val="en-IN"/>
+        </w:rPr>
+      </w:pPr>
+      <w:r>
+        <w:rPr>
+          <w:b/>
+          <w:bCs/>
+          <w:lang w:val="en-IN"/>
+        </w:rPr>
+        <w:t>Power BI Embedded</w:t>
+      </w:r>
+      <w:r>
+        <w:rPr>
+          <w:lang w:val="en-IN"/>
+        </w:rPr>
+        <w:t xml:space="preserve"> is used to </w:t>
+      </w:r>
+      <w:r>
+        <w:rPr>
+          <w:b/>
+          <w:bCs/>
+          <w:lang w:val="en-IN"/>
+        </w:rPr>
+        <w:t>integrate Power BI reports and dashboards into your own applications, websites, or portals</w:t>
+      </w:r>
+      <w:r>
+        <w:rPr>
+          <w:lang w:val="en-IN"/>
+        </w:rPr>
+        <w:t>.</w:t>
+      </w:r>
+    </w:p>
+    <w:p>
+      <w:pPr>
+        <w:rPr>
+          <w:lang w:val="en-IN"/>
+        </w:rPr>
+      </w:pPr>
+      <w:r>
+        <w:rPr>
+          <w:lang w:val="en-IN"/>
+        </w:rPr>
+        <w:t xml:space="preserve">Instead of sending users to Power BI separately, you can </w:t>
+      </w:r>
+      <w:r>
+        <w:rPr>
+          <w:b/>
+          <w:bCs/>
+          <w:lang w:val="en-IN"/>
+        </w:rPr>
+        <w:t>show interactive reports directly inside your app</w:t>
+      </w:r>
+      <w:r>
+        <w:rPr>
+          <w:lang w:val="en-IN"/>
+        </w:rPr>
+        <w:t>.</w:t>
+      </w:r>
+    </w:p>
+    <w:p>
+      <w:pPr>
+        <w:rPr>
+          <w:lang w:val="en-IN"/>
+        </w:rPr>
+      </w:pPr>
+      <w:r>
+        <w:rPr>
+          <w:lang w:val="en-IN"/>
+        </w:rPr>
+        <w:t>In simple words:</w:t>
+      </w:r>
+      <w:r>
+        <w:rPr>
+          <w:lang w:val="en-IN"/>
+        </w:rPr>
+        <w:br/>
+        <w:t xml:space="preserve">It lets developers </w:t>
+      </w:r>
+      <w:r>
+        <w:rPr>
+          <w:b/>
+          <w:bCs/>
+          <w:lang w:val="en-IN"/>
+        </w:rPr>
+        <w:t>“embed” analytics (charts, dashboards) into their own software</w:t>
+      </w:r>
+      <w:r>
+        <w:rPr>
+          <w:lang w:val="en-IN"/>
+        </w:rPr>
+        <w:t xml:space="preserve"> so users don’t need to leave the application.</w:t>
+      </w:r>
+    </w:p>
+    <w:p/>
     <w:sectPr>
       <w:pgSz w:w="12240" w:h="15840"/>
       <w:pgMar w:top="1440" w:right="1800" w:bottom="1440" w:left="1800" w:header="720" w:footer="720" w:gutter="0"/>
@@ -559,6 +1081,232 @@
       </w:pPr>
       <w:rPr>
         <w:rFonts w:ascii="Symbol" w:hAnsi="Symbol" w:hint="default"/>
+      </w:rPr>
+    </w:lvl>
+  </w:abstractNum>
+  <w:abstractNum w:abstractNumId="9" w15:restartNumberingAfterBreak="0">
+    <w:nsid w:val="09813A9A"/>
+    <w:multiLevelType w:val="hybridMultilevel"/>
+    <w:tmpl w:val="FC4694E2"/>
+    <w:lvl w:ilvl="0" w:tplc="40090001">
+      <w:start w:val="1"/>
+      <w:numFmt w:val="bullet"/>
+      <w:lvlText w:val=""/>
+      <w:lvlJc w:val="left"/>
+      <w:pPr>
+        <w:ind w:left="720" w:hanging="360"/>
+      </w:pPr>
+      <w:rPr>
+        <w:rFonts w:ascii="Symbol" w:hAnsi="Symbol" w:hint="default"/>
+      </w:rPr>
+    </w:lvl>
+    <w:lvl w:ilvl="1" w:tplc="40090003" w:tentative="1">
+      <w:start w:val="1"/>
+      <w:numFmt w:val="bullet"/>
+      <w:lvlText w:val="o"/>
+      <w:lvlJc w:val="left"/>
+      <w:pPr>
+        <w:ind w:left="1440" w:hanging="360"/>
+      </w:pPr>
+      <w:rPr>
+        <w:rFonts w:ascii="Courier New" w:hAnsi="Courier New" w:cs="Courier New" w:hint="default"/>
+      </w:rPr>
+    </w:lvl>
+    <w:lvl w:ilvl="2" w:tplc="40090005" w:tentative="1">
+      <w:start w:val="1"/>
+      <w:numFmt w:val="bullet"/>
+      <w:lvlText w:val=""/>
+      <w:lvlJc w:val="left"/>
+      <w:pPr>
+        <w:ind w:left="2160" w:hanging="360"/>
+      </w:pPr>
+      <w:rPr>
+        <w:rFonts w:ascii="Wingdings" w:hAnsi="Wingdings" w:hint="default"/>
+      </w:rPr>
+    </w:lvl>
+    <w:lvl w:ilvl="3" w:tplc="40090001" w:tentative="1">
+      <w:start w:val="1"/>
+      <w:numFmt w:val="bullet"/>
+      <w:lvlText w:val=""/>
+      <w:lvlJc w:val="left"/>
+      <w:pPr>
+        <w:ind w:left="2880" w:hanging="360"/>
+      </w:pPr>
+      <w:rPr>
+        <w:rFonts w:ascii="Symbol" w:hAnsi="Symbol" w:hint="default"/>
+      </w:rPr>
+    </w:lvl>
+    <w:lvl w:ilvl="4" w:tplc="40090003" w:tentative="1">
+      <w:start w:val="1"/>
+      <w:numFmt w:val="bullet"/>
+      <w:lvlText w:val="o"/>
+      <w:lvlJc w:val="left"/>
+      <w:pPr>
+        <w:ind w:left="3600" w:hanging="360"/>
+      </w:pPr>
+      <w:rPr>
+        <w:rFonts w:ascii="Courier New" w:hAnsi="Courier New" w:cs="Courier New" w:hint="default"/>
+      </w:rPr>
+    </w:lvl>
+    <w:lvl w:ilvl="5" w:tplc="40090005" w:tentative="1">
+      <w:start w:val="1"/>
+      <w:numFmt w:val="bullet"/>
+      <w:lvlText w:val=""/>
+      <w:lvlJc w:val="left"/>
+      <w:pPr>
+        <w:ind w:left="4320" w:hanging="360"/>
+      </w:pPr>
+      <w:rPr>
+        <w:rFonts w:ascii="Wingdings" w:hAnsi="Wingdings" w:hint="default"/>
+      </w:rPr>
+    </w:lvl>
+    <w:lvl w:ilvl="6" w:tplc="40090001" w:tentative="1">
+      <w:start w:val="1"/>
+      <w:numFmt w:val="bullet"/>
+      <w:lvlText w:val=""/>
+      <w:lvlJc w:val="left"/>
+      <w:pPr>
+        <w:ind w:left="5040" w:hanging="360"/>
+      </w:pPr>
+      <w:rPr>
+        <w:rFonts w:ascii="Symbol" w:hAnsi="Symbol" w:hint="default"/>
+      </w:rPr>
+    </w:lvl>
+    <w:lvl w:ilvl="7" w:tplc="40090003" w:tentative="1">
+      <w:start w:val="1"/>
+      <w:numFmt w:val="bullet"/>
+      <w:lvlText w:val="o"/>
+      <w:lvlJc w:val="left"/>
+      <w:pPr>
+        <w:ind w:left="5760" w:hanging="360"/>
+      </w:pPr>
+      <w:rPr>
+        <w:rFonts w:ascii="Courier New" w:hAnsi="Courier New" w:cs="Courier New" w:hint="default"/>
+      </w:rPr>
+    </w:lvl>
+    <w:lvl w:ilvl="8" w:tplc="40090005" w:tentative="1">
+      <w:start w:val="1"/>
+      <w:numFmt w:val="bullet"/>
+      <w:lvlText w:val=""/>
+      <w:lvlJc w:val="left"/>
+      <w:pPr>
+        <w:ind w:left="6480" w:hanging="360"/>
+      </w:pPr>
+      <w:rPr>
+        <w:rFonts w:ascii="Wingdings" w:hAnsi="Wingdings" w:hint="default"/>
+      </w:rPr>
+    </w:lvl>
+  </w:abstractNum>
+  <w:abstractNum w:abstractNumId="10" w15:restartNumberingAfterBreak="0">
+    <w:nsid w:val="1FF95C12"/>
+    <w:multiLevelType w:val="hybridMultilevel"/>
+    <w:tmpl w:val="E3CC9AE2"/>
+    <w:lvl w:ilvl="0" w:tplc="40090001">
+      <w:start w:val="1"/>
+      <w:numFmt w:val="bullet"/>
+      <w:lvlText w:val=""/>
+      <w:lvlJc w:val="left"/>
+      <w:pPr>
+        <w:ind w:left="720" w:hanging="360"/>
+      </w:pPr>
+      <w:rPr>
+        <w:rFonts w:ascii="Symbol" w:hAnsi="Symbol" w:hint="default"/>
+      </w:rPr>
+    </w:lvl>
+    <w:lvl w:ilvl="1" w:tplc="40090003" w:tentative="1">
+      <w:start w:val="1"/>
+      <w:numFmt w:val="bullet"/>
+      <w:lvlText w:val="o"/>
+      <w:lvlJc w:val="left"/>
+      <w:pPr>
+        <w:ind w:left="1440" w:hanging="360"/>
+      </w:pPr>
+      <w:rPr>
+        <w:rFonts w:ascii="Courier New" w:hAnsi="Courier New" w:cs="Courier New" w:hint="default"/>
+      </w:rPr>
+    </w:lvl>
+    <w:lvl w:ilvl="2" w:tplc="40090005" w:tentative="1">
+      <w:start w:val="1"/>
+      <w:numFmt w:val="bullet"/>
+      <w:lvlText w:val=""/>
+      <w:lvlJc w:val="left"/>
+      <w:pPr>
+        <w:ind w:left="2160" w:hanging="360"/>
+      </w:pPr>
+      <w:rPr>
+        <w:rFonts w:ascii="Wingdings" w:hAnsi="Wingdings" w:hint="default"/>
+      </w:rPr>
+    </w:lvl>
+    <w:lvl w:ilvl="3" w:tplc="40090001" w:tentative="1">
+      <w:start w:val="1"/>
+      <w:numFmt w:val="bullet"/>
+      <w:lvlText w:val=""/>
+      <w:lvlJc w:val="left"/>
+      <w:pPr>
+        <w:ind w:left="2880" w:hanging="360"/>
+      </w:pPr>
+      <w:rPr>
+        <w:rFonts w:ascii="Symbol" w:hAnsi="Symbol" w:hint="default"/>
+      </w:rPr>
+    </w:lvl>
+    <w:lvl w:ilvl="4" w:tplc="40090003" w:tentative="1">
+      <w:start w:val="1"/>
+      <w:numFmt w:val="bullet"/>
+      <w:lvlText w:val="o"/>
+      <w:lvlJc w:val="left"/>
+      <w:pPr>
+        <w:ind w:left="3600" w:hanging="360"/>
+      </w:pPr>
+      <w:rPr>
+        <w:rFonts w:ascii="Courier New" w:hAnsi="Courier New" w:cs="Courier New" w:hint="default"/>
+      </w:rPr>
+    </w:lvl>
+    <w:lvl w:ilvl="5" w:tplc="40090005" w:tentative="1">
+      <w:start w:val="1"/>
+      <w:numFmt w:val="bullet"/>
+      <w:lvlText w:val=""/>
+      <w:lvlJc w:val="left"/>
+      <w:pPr>
+        <w:ind w:left="4320" w:hanging="360"/>
+      </w:pPr>
+      <w:rPr>
+        <w:rFonts w:ascii="Wingdings" w:hAnsi="Wingdings" w:hint="default"/>
+      </w:rPr>
+    </w:lvl>
+    <w:lvl w:ilvl="6" w:tplc="40090001" w:tentative="1">
+      <w:start w:val="1"/>
+      <w:numFmt w:val="bullet"/>
+      <w:lvlText w:val=""/>
+      <w:lvlJc w:val="left"/>
+      <w:pPr>
+        <w:ind w:left="5040" w:hanging="360"/>
+      </w:pPr>
+      <w:rPr>
+        <w:rFonts w:ascii="Symbol" w:hAnsi="Symbol" w:hint="default"/>
+      </w:rPr>
+    </w:lvl>
+    <w:lvl w:ilvl="7" w:tplc="40090003" w:tentative="1">
+      <w:start w:val="1"/>
+      <w:numFmt w:val="bullet"/>
+      <w:lvlText w:val="o"/>
+      <w:lvlJc w:val="left"/>
+      <w:pPr>
+        <w:ind w:left="5760" w:hanging="360"/>
+      </w:pPr>
+      <w:rPr>
+        <w:rFonts w:ascii="Courier New" w:hAnsi="Courier New" w:cs="Courier New" w:hint="default"/>
+      </w:rPr>
+    </w:lvl>
+    <w:lvl w:ilvl="8" w:tplc="40090005" w:tentative="1">
+      <w:start w:val="1"/>
+      <w:numFmt w:val="bullet"/>
+      <w:lvlText w:val=""/>
+      <w:lvlJc w:val="left"/>
+      <w:pPr>
+        <w:ind w:left="6480" w:hanging="360"/>
+      </w:pPr>
+      <w:rPr>
+        <w:rFonts w:ascii="Wingdings" w:hAnsi="Wingdings" w:hint="default"/>
       </w:rPr>
     </w:lvl>
   </w:abstractNum>
@@ -588,6 +1336,12 @@
   </w:num>
   <w:num w:numId="9" w16cid:durableId="617031978">
     <w:abstractNumId w:val="0"/>
+  </w:num>
+  <w:num w:numId="10" w16cid:durableId="598879414">
+    <w:abstractNumId w:val="9"/>
+  </w:num>
+  <w:num w:numId="11" w16cid:durableId="1544632607">
+    <w:abstractNumId w:val="10"/>
   </w:num>
 </w:numbering>
 </file>
@@ -1195,7 +1949,6 @@
   <w:style w:type="character" w:default="1" w:styleId="DefaultParagraphFont">
     <w:name w:val="Default Paragraph Font"/>
     <w:uiPriority w:val="1"/>
-    <w:semiHidden/>
     <w:unhideWhenUsed/>
   </w:style>
   <w:style w:type="table" w:default="1" w:styleId="TableNormal">

--- a/Assignments/PowerBi/Power_BI_Assignment.docx
+++ b/Assignments/PowerBi/Power_BI_Assignment.docx
@@ -315,23 +315,13 @@
         </w:rPr>
         <w:t xml:space="preserve">, </w:t>
       </w:r>
-      <w:proofErr w:type="gramStart"/>
       <w:r>
         <w:rPr>
           <w:b/>
           <w:bCs/>
           <w:lang w:val="en-IN"/>
         </w:rPr>
-        <w:t>Automatically</w:t>
-      </w:r>
-      <w:proofErr w:type="gramEnd"/>
-      <w:r>
-        <w:rPr>
-          <w:b/>
-          <w:bCs/>
-          <w:lang w:val="en-IN"/>
-        </w:rPr>
-        <w:t xml:space="preserve"> updating your dataset at specific time intervals</w:t>
+        <w:t>Automatically updating your dataset at specific time intervals</w:t>
       </w:r>
       <w:r>
         <w:rPr>
@@ -452,88 +442,218 @@
     </w:p>
     <w:p>
       <w:pPr>
-        <w:pStyle w:val="Heading2"/>
-      </w:pPr>
-      <w:r>
-        <w:t xml:space="preserve">12. </w:t>
-      </w:r>
-      <w:r>
-        <w:t>Explain the concept of Direct Query in Power BI.</w:t>
+        <w:spacing w:after="0"/>
+        <w:rPr>
+          <w:lang w:val="en-IN"/>
+        </w:rPr>
+      </w:pPr>
+      <w:r>
+        <w:rPr>
+          <w:b/>
+          <w:bCs/>
+          <w:lang w:val="en-IN"/>
+        </w:rPr>
+        <w:t>Power BI Desktop</w:t>
+      </w:r>
+      <w:r>
+        <w:rPr>
+          <w:lang w:val="en-IN"/>
+        </w:rPr>
+        <w:t xml:space="preserve"> is a </w:t>
+      </w:r>
+      <w:r>
+        <w:rPr>
+          <w:b/>
+          <w:bCs/>
+          <w:lang w:val="en-IN"/>
+        </w:rPr>
+        <w:t>free application installed on your computer</w:t>
+      </w:r>
+      <w:r>
+        <w:rPr>
+          <w:lang w:val="en-IN"/>
+        </w:rPr>
+        <w:t xml:space="preserve"> used to:</w:t>
       </w:r>
     </w:p>
     <w:p>
-      <w:r>
-        <w:t>Direct</w:t>
-      </w:r>
-      <w:r>
-        <w:t xml:space="preserve"> </w:t>
-      </w:r>
-      <w:r>
-        <w:t>Query connects Power BI directly to the data source without importing data. It fetches real-time data when needed.</w:t>
+      <w:pPr>
+        <w:numPr>
+          <w:ilvl w:val="0"/>
+          <w:numId w:val="12"/>
+        </w:numPr>
+        <w:spacing w:after="0"/>
+        <w:rPr>
+          <w:lang w:val="en-IN"/>
+        </w:rPr>
+      </w:pPr>
+      <w:r>
+        <w:rPr>
+          <w:lang w:val="en-IN"/>
+        </w:rPr>
+        <w:t xml:space="preserve">Connect to data sources </w:t>
       </w:r>
     </w:p>
     <w:p>
       <w:pPr>
-        <w:pStyle w:val="Heading2"/>
-      </w:pPr>
-      <w:r>
-        <w:t xml:space="preserve">13. </w:t>
-      </w:r>
-      <w:r>
-        <w:t>What are Power BI templates and how are they useful?</w:t>
+        <w:numPr>
+          <w:ilvl w:val="0"/>
+          <w:numId w:val="12"/>
+        </w:numPr>
+        <w:spacing w:after="0"/>
+        <w:rPr>
+          <w:lang w:val="en-IN"/>
+        </w:rPr>
+      </w:pPr>
+      <w:r>
+        <w:rPr>
+          <w:lang w:val="en-IN"/>
+        </w:rPr>
+        <w:t xml:space="preserve">Transform data (Power Query) </w:t>
       </w:r>
     </w:p>
     <w:p>
-      <w:r>
-        <w:t>Templates are reusable files that contain report structure without data. They help save time and maintain consistency.</w:t>
+      <w:pPr>
+        <w:numPr>
+          <w:ilvl w:val="0"/>
+          <w:numId w:val="12"/>
+        </w:numPr>
+        <w:spacing w:after="0"/>
+        <w:rPr>
+          <w:lang w:val="en-IN"/>
+        </w:rPr>
+      </w:pPr>
+      <w:r>
+        <w:rPr>
+          <w:lang w:val="en-IN"/>
+        </w:rPr>
+        <w:t xml:space="preserve">Create data models </w:t>
       </w:r>
     </w:p>
     <w:p>
       <w:pPr>
-        <w:pStyle w:val="Heading2"/>
-      </w:pPr>
-      <w:r>
-        <w:t xml:space="preserve">14. </w:t>
-      </w:r>
-      <w:r>
-        <w:t>How do you handle incremental data refresh in Power BI?</w:t>
+        <w:numPr>
+          <w:ilvl w:val="0"/>
+          <w:numId w:val="12"/>
+        </w:numPr>
+        <w:spacing w:after="0"/>
+        <w:rPr>
+          <w:lang w:val="en-IN"/>
+        </w:rPr>
+      </w:pPr>
+      <w:r>
+        <w:rPr>
+          <w:lang w:val="en-IN"/>
+        </w:rPr>
+        <w:t xml:space="preserve">Build reports &amp; dashboards (visuals) </w:t>
       </w:r>
     </w:p>
     <w:p>
-      <w:r>
-        <w:t>Incremental refresh loads only new or changed data instead of the entire dataset, improving performance.</w:t>
+      <w:pPr>
+        <w:spacing w:after="0"/>
+        <w:rPr>
+          <w:lang w:val="en-IN"/>
+        </w:rPr>
+      </w:pPr>
+      <w:r>
+        <w:rPr>
+          <w:b/>
+          <w:bCs/>
+          <w:lang w:val="en-IN"/>
+        </w:rPr>
+        <w:t>Power BI Service</w:t>
+      </w:r>
+      <w:r>
+        <w:rPr>
+          <w:lang w:val="en-IN"/>
+        </w:rPr>
+        <w:t xml:space="preserve"> is a </w:t>
+      </w:r>
+      <w:r>
+        <w:rPr>
+          <w:b/>
+          <w:bCs/>
+          <w:lang w:val="en-IN"/>
+        </w:rPr>
+        <w:t>cloud-based platform (online)</w:t>
+      </w:r>
+      <w:r>
+        <w:rPr>
+          <w:lang w:val="en-IN"/>
+        </w:rPr>
+        <w:t xml:space="preserve"> used to:</w:t>
       </w:r>
     </w:p>
     <w:p>
       <w:pPr>
-        <w:pStyle w:val="Heading2"/>
-      </w:pPr>
-      <w:r>
-        <w:t xml:space="preserve">15. </w:t>
-      </w:r>
-      <w:r>
-        <w:t>What is the role of Power Query in Power BI?</w:t>
+        <w:numPr>
+          <w:ilvl w:val="0"/>
+          <w:numId w:val="13"/>
+        </w:numPr>
+        <w:spacing w:after="0"/>
+        <w:rPr>
+          <w:lang w:val="en-IN"/>
+        </w:rPr>
+      </w:pPr>
+      <w:r>
+        <w:rPr>
+          <w:lang w:val="en-IN"/>
+        </w:rPr>
+        <w:t xml:space="preserve">Publish reports from Desktop </w:t>
       </w:r>
     </w:p>
     <w:p>
-      <w:r>
-        <w:t>Power Query is used to clean, transform, and prepare data before loading it into Power BI.</w:t>
+      <w:pPr>
+        <w:numPr>
+          <w:ilvl w:val="0"/>
+          <w:numId w:val="13"/>
+        </w:numPr>
+        <w:spacing w:after="0"/>
+        <w:rPr>
+          <w:lang w:val="en-IN"/>
+        </w:rPr>
+      </w:pPr>
+      <w:r>
+        <w:rPr>
+          <w:lang w:val="en-IN"/>
+        </w:rPr>
+        <w:t xml:space="preserve">Share dashboards with others </w:t>
       </w:r>
     </w:p>
     <w:p>
       <w:pPr>
-        <w:pStyle w:val="Heading2"/>
-      </w:pPr>
-      <w:r>
-        <w:t xml:space="preserve">16. </w:t>
-      </w:r>
-      <w:r>
-        <w:t>Explain the difference between calculated columns and calculated tables in Power BI.</w:t>
+        <w:numPr>
+          <w:ilvl w:val="0"/>
+          <w:numId w:val="13"/>
+        </w:numPr>
+        <w:spacing w:after="0"/>
+        <w:rPr>
+          <w:lang w:val="en-IN"/>
+        </w:rPr>
+      </w:pPr>
+      <w:r>
+        <w:rPr>
+          <w:lang w:val="en-IN"/>
+        </w:rPr>
+        <w:t xml:space="preserve">Schedule data refresh </w:t>
       </w:r>
     </w:p>
     <w:p>
-      <w:r>
-        <w:t>Calculated columns add a new column to a table, while calculated tables create a new table using DAX.</w:t>
+      <w:pPr>
+        <w:numPr>
+          <w:ilvl w:val="0"/>
+          <w:numId w:val="13"/>
+        </w:numPr>
+        <w:spacing w:after="0"/>
+        <w:rPr>
+          <w:lang w:val="en-IN"/>
+        </w:rPr>
+      </w:pPr>
+      <w:r>
+        <w:rPr>
+          <w:lang w:val="en-IN"/>
+        </w:rPr>
+        <w:t xml:space="preserve">Collaborate with team members </w:t>
       </w:r>
     </w:p>
     <w:p>
@@ -541,64 +661,547 @@
         <w:pStyle w:val="Heading2"/>
       </w:pPr>
       <w:r>
-        <w:lastRenderedPageBreak/>
-        <w:t xml:space="preserve">17. </w:t>
-      </w:r>
-      <w:r>
-        <w:t>How do you create custom visuals in Power BI?</w:t>
+        <w:t xml:space="preserve">12. </w:t>
+      </w:r>
+      <w:r>
+        <w:t>Explain the concept of Direct Query in Power BI.</w:t>
       </w:r>
     </w:p>
     <w:p>
-      <w:r>
-        <w:t>Custom visuals can be imported from the marketplace or created using tools like Power BI Developer tools.</w:t>
+      <w:pPr>
+        <w:rPr>
+          <w:lang w:val="en-IN"/>
+        </w:rPr>
+      </w:pPr>
+      <w:r>
+        <w:rPr>
+          <w:b/>
+          <w:bCs/>
+          <w:lang w:val="en-IN"/>
+        </w:rPr>
+        <w:t>DirectQuery</w:t>
+      </w:r>
+      <w:r>
+        <w:rPr>
+          <w:lang w:val="en-IN"/>
+        </w:rPr>
+        <w:t xml:space="preserve"> is a data connection mode where Power BI </w:t>
+      </w:r>
+      <w:r>
+        <w:rPr>
+          <w:b/>
+          <w:bCs/>
+          <w:lang w:val="en-IN"/>
+        </w:rPr>
+        <w:t>does NOT store data inside itself</w:t>
+      </w:r>
+      <w:r>
+        <w:rPr>
+          <w:lang w:val="en-IN"/>
+        </w:rPr>
+        <w:t>.</w:t>
       </w:r>
     </w:p>
     <w:p>
       <w:pPr>
-        <w:pStyle w:val="Heading2"/>
-      </w:pPr>
-      <w:r>
-        <w:t xml:space="preserve">18. </w:t>
-      </w:r>
-      <w:r>
-        <w:t>What are the best practices for optimizing performance in Power BI?</w:t>
+        <w:rPr>
+          <w:lang w:val="en-IN"/>
+        </w:rPr>
+      </w:pPr>
+      <w:r>
+        <w:rPr>
+          <w:lang w:val="en-IN"/>
+        </w:rPr>
+        <w:t xml:space="preserve">Instead, it </w:t>
+      </w:r>
+      <w:r>
+        <w:rPr>
+          <w:b/>
+          <w:bCs/>
+          <w:lang w:val="en-IN"/>
+        </w:rPr>
+        <w:t>fetches data directly from the source every time you interact with a report</w:t>
+      </w:r>
+      <w:r>
+        <w:rPr>
+          <w:lang w:val="en-IN"/>
+        </w:rPr>
+        <w:t>.</w:t>
       </w:r>
     </w:p>
     <w:p>
-      <w:r>
-        <w:t>Remove unnecessary columns, use measures instead of columns, optimize data model, and use proper relationships.</w:t>
+      <w:pPr>
+        <w:rPr>
+          <w:lang w:val="en-IN"/>
+        </w:rPr>
+      </w:pPr>
+      <w:r>
+        <w:rPr>
+          <w:lang w:val="en-IN"/>
+        </w:rPr>
+        <w:t xml:space="preserve">Basically, </w:t>
+      </w:r>
+      <w:r>
+        <w:rPr>
+          <w:lang w:val="en-IN"/>
+        </w:rPr>
+        <w:t>Power BI sends queries to the database in real time instead of importing data.</w:t>
+      </w:r>
+    </w:p>
+    <w:p/>
+    <w:p>
+      <w:pPr>
+        <w:pStyle w:val="Heading2"/>
+      </w:pPr>
+      <w:r>
+        <w:lastRenderedPageBreak/>
+        <w:t xml:space="preserve">13. </w:t>
+      </w:r>
+      <w:r>
+        <w:t>What are Power BI templates and how are they useful?</w:t>
       </w:r>
     </w:p>
     <w:p>
-      <w:pPr>
-        <w:pStyle w:val="Heading2"/>
-      </w:pPr>
-      <w:r>
-        <w:t xml:space="preserve">19. </w:t>
-      </w:r>
-      <w:r>
-        <w:t>How can you integrate Power BI with other Microsoft products like Azure and Office 365?</w:t>
+      <w:r>
+        <w:t>Templates are reusable files that contain report structure without data. They help save time and maintain consistency.</w:t>
       </w:r>
     </w:p>
     <w:p>
-      <w:r>
-        <w:t>Power BI integrates with Azure services and Office 365 tools like Excel, SharePoint, and Teams for better data sharing and analysis.</w:t>
+      <w:pPr>
+        <w:spacing w:after="160" w:line="259" w:lineRule="auto"/>
+      </w:pPr>
+      <w:r>
+        <w:rPr>
+          <w:b/>
+          <w:bCs/>
+        </w:rPr>
+        <w:t>Power BI Templates</w:t>
+      </w:r>
+      <w:r>
+        <w:t xml:space="preserve"> are reusable report files saved with a </w:t>
+      </w:r>
+      <w:r>
+        <w:rPr>
+          <w:b/>
+          <w:bCs/>
+        </w:rPr>
+        <w:t>.PBIT extension</w:t>
+      </w:r>
+      <w:r>
+        <w:t>.</w:t>
       </w:r>
     </w:p>
     <w:p>
       <w:pPr>
-        <w:pStyle w:val="Heading2"/>
-      </w:pPr>
-      <w:r>
-        <w:t xml:space="preserve">20. </w:t>
-      </w:r>
-      <w:r>
-        <w:t>Explain the concept of aggregations in Power BI.</w:t>
+        <w:spacing w:after="160" w:line="259" w:lineRule="auto"/>
+      </w:pPr>
+      <w:r>
+        <w:t>They contain:</w:t>
       </w:r>
     </w:p>
     <w:p>
-      <w:r>
-        <w:t>Aggregations summarize data to improve performance by reducing the amount of data processed during queries.</w:t>
+      <w:pPr>
+        <w:numPr>
+          <w:ilvl w:val="0"/>
+          <w:numId w:val="14"/>
+        </w:numPr>
+        <w:spacing w:after="160" w:line="259" w:lineRule="auto"/>
+      </w:pPr>
+      <w:r>
+        <w:t xml:space="preserve">Report structure (visuals, charts, layout) </w:t>
+      </w:r>
+    </w:p>
+    <w:p>
+      <w:pPr>
+        <w:numPr>
+          <w:ilvl w:val="0"/>
+          <w:numId w:val="14"/>
+        </w:numPr>
+        <w:spacing w:after="160" w:line="259" w:lineRule="auto"/>
+      </w:pPr>
+      <w:r>
+        <w:t xml:space="preserve">Data model (relationships, measures, DAX) </w:t>
+      </w:r>
+    </w:p>
+    <w:p>
+      <w:pPr>
+        <w:numPr>
+          <w:ilvl w:val="0"/>
+          <w:numId w:val="14"/>
+        </w:numPr>
+        <w:spacing w:after="160" w:line="259" w:lineRule="auto"/>
+      </w:pPr>
+      <w:r>
+        <w:t xml:space="preserve">Queries (Power Query steps) </w:t>
+      </w:r>
+    </w:p>
+    <w:p>
+      <w:pPr>
+        <w:spacing w:after="160" w:line="259" w:lineRule="auto"/>
+      </w:pPr>
+      <w:r>
+        <w:t xml:space="preserve">However, </w:t>
+      </w:r>
+      <w:r>
+        <w:t xml:space="preserve">they </w:t>
+      </w:r>
+      <w:r>
+        <w:rPr>
+          <w:b/>
+          <w:bCs/>
+        </w:rPr>
+        <w:t>do NOT contain actual data</w:t>
+      </w:r>
+      <w:r>
+        <w:br/>
+      </w:r>
+      <w:r>
+        <w:t xml:space="preserve">Basically, </w:t>
+      </w:r>
+      <w:r>
+        <w:t>A Power BI template is a blueprint of a report without data</w:t>
+      </w:r>
+      <w:r>
+        <w:t>.</w:t>
+      </w:r>
+    </w:p>
+    <w:p>
+      <w:pPr>
+        <w:spacing w:after="160" w:line="259" w:lineRule="auto"/>
+      </w:pPr>
+      <w:r>
+        <w:t>They are useful to Ensure Standardization(</w:t>
+      </w:r>
+      <w:r>
+        <w:t>same format, design, and logic across reports</w:t>
+      </w:r>
+      <w:r>
+        <w:t>),</w:t>
+      </w:r>
+      <w:r>
+        <w:t xml:space="preserve"> to </w:t>
+      </w:r>
+      <w:r>
+        <w:t>Share template without sharing sensitive data</w:t>
+      </w:r>
+      <w:r>
+        <w:t xml:space="preserve"> (</w:t>
+      </w:r>
+      <w:r>
+        <w:t>Easy Sharing</w:t>
+      </w:r>
+      <w:r>
+        <w:t>)</w:t>
+      </w:r>
+      <w:r>
+        <w:t xml:space="preserve">, </w:t>
+      </w:r>
+      <w:r>
+        <w:t xml:space="preserve">to create Quick </w:t>
+      </w:r>
+      <w:r>
+        <w:t>Report</w:t>
+      </w:r>
+      <w:r>
+        <w:t xml:space="preserve">s </w:t>
+      </w:r>
+      <w:r>
+        <w:t>(</w:t>
+      </w:r>
+      <w:r>
+        <w:t>No need to rebuild visuals, measures, or queries</w:t>
+      </w:r>
+      <w:r>
+        <w:t>).</w:t>
+      </w:r>
+    </w:p>
+    <w:p>
+      <w:pPr>
+        <w:pStyle w:val="Heading2"/>
+      </w:pPr>
+      <w:r>
+        <w:t xml:space="preserve">14. </w:t>
+      </w:r>
+      <w:r>
+        <w:t>How do you handle incremental data refresh in Power BI?</w:t>
+      </w:r>
+    </w:p>
+    <w:p>
+      <w:r>
+        <w:t>Incremental refresh in Power BI allows updating only new or recent data instead of the entire dataset by using parameters and partitioning, which improves performance and efficiency.</w:t>
+      </w:r>
+    </w:p>
+    <w:p>
+      <w:pPr>
+        <w:pStyle w:val="Heading2"/>
+      </w:pPr>
+      <w:bookmarkStart w:id="0" w:name="_Hlk225509065"/>
+      <w:r>
+        <w:t xml:space="preserve">15. </w:t>
+      </w:r>
+      <w:r>
+        <w:t>What is the role of Power Query in Power BI?</w:t>
+      </w:r>
+    </w:p>
+    <w:bookmarkEnd w:id="0"/>
+    <w:p>
+      <w:pPr>
+        <w:spacing w:after="160" w:line="259" w:lineRule="auto"/>
+      </w:pPr>
+      <w:r>
+        <w:rPr>
+          <w:b/>
+          <w:bCs/>
+        </w:rPr>
+        <w:t>Power Query</w:t>
+      </w:r>
+      <w:r>
+        <w:t xml:space="preserve"> is a tool used for </w:t>
+      </w:r>
+      <w:r>
+        <w:rPr>
+          <w:b/>
+          <w:bCs/>
+        </w:rPr>
+        <w:t>data extraction, transformation, and cleaning (ETL process)</w:t>
+      </w:r>
+      <w:r>
+        <w:t xml:space="preserve"> before loading data into Power BI.</w:t>
+      </w:r>
+      <w:r>
+        <w:br/>
+        <w:t>Power Query is used to prepare and clean data before building reports.</w:t>
+      </w:r>
+    </w:p>
+    <w:p>
+      <w:pPr>
+        <w:pStyle w:val="Heading2"/>
+      </w:pPr>
+      <w:r>
+        <w:t xml:space="preserve">16. </w:t>
+      </w:r>
+      <w:r>
+        <w:t>Explain the difference between calculated columns and calculated tables in Power BI.</w:t>
+      </w:r>
+    </w:p>
+    <w:p>
+      <w:pPr>
+        <w:spacing w:after="160" w:line="259" w:lineRule="auto"/>
+      </w:pPr>
+      <w:r>
+        <w:t xml:space="preserve">A </w:t>
+      </w:r>
+      <w:r>
+        <w:rPr>
+          <w:b/>
+          <w:bCs/>
+        </w:rPr>
+        <w:t>calculated column</w:t>
+      </w:r>
+      <w:r>
+        <w:t xml:space="preserve"> is a </w:t>
+      </w:r>
+      <w:r>
+        <w:rPr>
+          <w:b/>
+          <w:bCs/>
+        </w:rPr>
+        <w:t>new column added to an existing table</w:t>
+      </w:r>
+      <w:r>
+        <w:t xml:space="preserve"> using DAX.</w:t>
+      </w:r>
+      <w:r>
+        <w:t xml:space="preserve"> </w:t>
+      </w:r>
+    </w:p>
+    <w:p>
+      <w:pPr>
+        <w:spacing w:after="160" w:line="259" w:lineRule="auto"/>
+      </w:pPr>
+      <w:r>
+        <w:t xml:space="preserve">Similarly, </w:t>
+      </w:r>
+      <w:r>
+        <w:t xml:space="preserve">A </w:t>
+      </w:r>
+      <w:r>
+        <w:rPr>
+          <w:b/>
+          <w:bCs/>
+        </w:rPr>
+        <w:t>calculated table</w:t>
+      </w:r>
+      <w:r>
+        <w:t xml:space="preserve"> is a </w:t>
+      </w:r>
+      <w:r>
+        <w:rPr>
+          <w:b/>
+          <w:bCs/>
+        </w:rPr>
+        <w:t>completely new table created using DAX</w:t>
+      </w:r>
+      <w:r>
+        <w:t>.</w:t>
+      </w:r>
+    </w:p>
+    <w:p>
+      <w:pPr>
+        <w:pStyle w:val="Heading2"/>
+      </w:pPr>
+      <w:r>
+        <w:t xml:space="preserve">17. </w:t>
+      </w:r>
+      <w:r>
+        <w:t>How do you create custom visuals in Power BI?</w:t>
+      </w:r>
+    </w:p>
+    <w:p>
+      <w:r>
+        <w:t xml:space="preserve">Custom visuals are </w:t>
+      </w:r>
+      <w:r>
+        <w:rPr>
+          <w:b/>
+          <w:bCs/>
+        </w:rPr>
+        <w:t>charts or visuals that are not available by default in Power BI</w:t>
+      </w:r>
+      <w:r>
+        <w:t>, but you can add or create them for better visualization.</w:t>
+      </w:r>
+    </w:p>
+    <w:p>
+      <w:r>
+        <w:t xml:space="preserve">Custom visuals can be imported from the </w:t>
+      </w:r>
+      <w:r>
+        <w:t xml:space="preserve">Power BI </w:t>
+      </w:r>
+      <w:r>
+        <w:t>marketplace or created using tools like Power BI Developer tools.</w:t>
+      </w:r>
+    </w:p>
+    <w:p>
+      <w:pPr>
+        <w:pStyle w:val="Heading2"/>
+      </w:pPr>
+      <w:r>
+        <w:t xml:space="preserve">18. </w:t>
+      </w:r>
+      <w:r>
+        <w:t>What are the best practices for optimizing performance in Power BI?</w:t>
+      </w:r>
+    </w:p>
+    <w:p>
+      <w:pPr>
+        <w:spacing w:after="160" w:line="259" w:lineRule="auto"/>
+      </w:pPr>
+      <w:r>
+        <w:t>Remove unnecessary columns, use measures instead of columns, optimize data model, and use proper relationships</w:t>
+      </w:r>
+      <w:r>
+        <w:t xml:space="preserve">, </w:t>
+      </w:r>
+      <w:r>
+        <w:t>Use Import Mode</w:t>
+      </w:r>
+      <w:r>
+        <w:t xml:space="preserve"> as it is </w:t>
+      </w:r>
+      <w:r>
+        <w:t>Faster than Direct</w:t>
+      </w:r>
+      <w:r>
+        <w:t xml:space="preserve"> </w:t>
+      </w:r>
+      <w:r>
+        <w:t>Query</w:t>
+      </w:r>
+      <w:r>
+        <w:t xml:space="preserve">, </w:t>
+      </w:r>
+      <w:r>
+        <w:t xml:space="preserve">Reduce Data </w:t>
+      </w:r>
+      <w:r>
+        <w:lastRenderedPageBreak/>
+        <w:t>Size</w:t>
+      </w:r>
+      <w:r>
+        <w:t xml:space="preserve"> by </w:t>
+      </w:r>
+      <w:r>
+        <w:t>Remove duplicates</w:t>
+      </w:r>
+      <w:r>
+        <w:t xml:space="preserve">, </w:t>
+      </w:r>
+      <w:r>
+        <w:t>Filter data while loading</w:t>
+      </w:r>
+      <w:r>
+        <w:t xml:space="preserve">, </w:t>
+      </w:r>
+      <w:r>
+        <w:t>Avoid complex nested formulas</w:t>
+      </w:r>
+      <w:r>
+        <w:t xml:space="preserve">, </w:t>
+      </w:r>
+      <w:r>
+        <w:t>Avoid too many transformation steps</w:t>
+      </w:r>
+      <w:r>
+        <w:t>.</w:t>
+      </w:r>
+    </w:p>
+    <w:p>
+      <w:pPr>
+        <w:pStyle w:val="Heading2"/>
+      </w:pPr>
+      <w:r>
+        <w:t xml:space="preserve">19. </w:t>
+      </w:r>
+      <w:r>
+        <w:t>How can you integrate Power BI with other Microsoft products like Azure and Office 365?</w:t>
+      </w:r>
+    </w:p>
+    <w:p>
+      <w:r>
+        <w:t>Power BI integrates with Azure for data storage and processing, and with Office 365 tools like Excel, Teams, and SharePoint for collaboration, sharing, and analysis</w:t>
+      </w:r>
+    </w:p>
+    <w:p>
+      <w:pPr>
+        <w:pStyle w:val="Heading2"/>
+      </w:pPr>
+      <w:r>
+        <w:t xml:space="preserve">20. </w:t>
+      </w:r>
+      <w:r>
+        <w:t>Explain the concept of aggregations in Power BI.</w:t>
+      </w:r>
+    </w:p>
+    <w:p>
+      <w:pPr>
+        <w:rPr>
+          <w:lang w:val="en-IN"/>
+        </w:rPr>
+      </w:pPr>
+      <w:r>
+        <w:rPr>
+          <w:lang w:val="en-IN"/>
+        </w:rPr>
+        <w:t>Aggregations mean pre-calculating summary data (like sum, count, average) to improve report performance.</w:t>
+      </w:r>
+      <w:r>
+        <w:rPr>
+          <w:lang w:val="en-IN"/>
+        </w:rPr>
+        <w:br/>
+        <w:t>Instead of calculating on detailed data every time, Power BI uses already summarized data.</w:t>
       </w:r>
     </w:p>
     <w:p>
@@ -722,15 +1325,7 @@
         <w:t>Standardize Data</w:t>
       </w:r>
       <w:r>
-        <w:t xml:space="preserve"> Formats, like: USA, </w:t>
-      </w:r>
-      <w:proofErr w:type="gramStart"/>
-      <w:r>
-        <w:t>U.S.A  or</w:t>
-      </w:r>
-      <w:proofErr w:type="gramEnd"/>
-      <w:r>
-        <w:t xml:space="preserve"> INDIA, IN</w:t>
+        <w:t xml:space="preserve"> Formats, like: USA, U.S.A  or INDIA, IN</w:t>
       </w:r>
     </w:p>
     <w:p>
@@ -1198,6 +1793,155 @@
     </w:lvl>
   </w:abstractNum>
   <w:abstractNum w:abstractNumId="10" w15:restartNumberingAfterBreak="0">
+    <w:nsid w:val="1A0D1B19"/>
+    <w:multiLevelType w:val="multilevel"/>
+    <w:tmpl w:val="7EF4D16C"/>
+    <w:lvl w:ilvl="0">
+      <w:start w:val="1"/>
+      <w:numFmt w:val="bullet"/>
+      <w:lvlText w:val=""/>
+      <w:lvlJc w:val="left"/>
+      <w:pPr>
+        <w:tabs>
+          <w:tab w:val="num" w:pos="720"/>
+        </w:tabs>
+        <w:ind w:left="720" w:hanging="360"/>
+      </w:pPr>
+      <w:rPr>
+        <w:rFonts w:ascii="Symbol" w:hAnsi="Symbol" w:hint="default"/>
+        <w:sz w:val="20"/>
+      </w:rPr>
+    </w:lvl>
+    <w:lvl w:ilvl="1" w:tentative="1">
+      <w:start w:val="1"/>
+      <w:numFmt w:val="bullet"/>
+      <w:lvlText w:val="o"/>
+      <w:lvlJc w:val="left"/>
+      <w:pPr>
+        <w:tabs>
+          <w:tab w:val="num" w:pos="1440"/>
+        </w:tabs>
+        <w:ind w:left="1440" w:hanging="360"/>
+      </w:pPr>
+      <w:rPr>
+        <w:rFonts w:ascii="Courier New" w:hAnsi="Courier New" w:hint="default"/>
+        <w:sz w:val="20"/>
+      </w:rPr>
+    </w:lvl>
+    <w:lvl w:ilvl="2" w:tentative="1">
+      <w:start w:val="1"/>
+      <w:numFmt w:val="bullet"/>
+      <w:lvlText w:val=""/>
+      <w:lvlJc w:val="left"/>
+      <w:pPr>
+        <w:tabs>
+          <w:tab w:val="num" w:pos="2160"/>
+        </w:tabs>
+        <w:ind w:left="2160" w:hanging="360"/>
+      </w:pPr>
+      <w:rPr>
+        <w:rFonts w:ascii="Wingdings" w:hAnsi="Wingdings" w:hint="default"/>
+        <w:sz w:val="20"/>
+      </w:rPr>
+    </w:lvl>
+    <w:lvl w:ilvl="3" w:tentative="1">
+      <w:start w:val="1"/>
+      <w:numFmt w:val="bullet"/>
+      <w:lvlText w:val=""/>
+      <w:lvlJc w:val="left"/>
+      <w:pPr>
+        <w:tabs>
+          <w:tab w:val="num" w:pos="2880"/>
+        </w:tabs>
+        <w:ind w:left="2880" w:hanging="360"/>
+      </w:pPr>
+      <w:rPr>
+        <w:rFonts w:ascii="Wingdings" w:hAnsi="Wingdings" w:hint="default"/>
+        <w:sz w:val="20"/>
+      </w:rPr>
+    </w:lvl>
+    <w:lvl w:ilvl="4" w:tentative="1">
+      <w:start w:val="1"/>
+      <w:numFmt w:val="bullet"/>
+      <w:lvlText w:val=""/>
+      <w:lvlJc w:val="left"/>
+      <w:pPr>
+        <w:tabs>
+          <w:tab w:val="num" w:pos="3600"/>
+        </w:tabs>
+        <w:ind w:left="3600" w:hanging="360"/>
+      </w:pPr>
+      <w:rPr>
+        <w:rFonts w:ascii="Wingdings" w:hAnsi="Wingdings" w:hint="default"/>
+        <w:sz w:val="20"/>
+      </w:rPr>
+    </w:lvl>
+    <w:lvl w:ilvl="5" w:tentative="1">
+      <w:start w:val="1"/>
+      <w:numFmt w:val="bullet"/>
+      <w:lvlText w:val=""/>
+      <w:lvlJc w:val="left"/>
+      <w:pPr>
+        <w:tabs>
+          <w:tab w:val="num" w:pos="4320"/>
+        </w:tabs>
+        <w:ind w:left="4320" w:hanging="360"/>
+      </w:pPr>
+      <w:rPr>
+        <w:rFonts w:ascii="Wingdings" w:hAnsi="Wingdings" w:hint="default"/>
+        <w:sz w:val="20"/>
+      </w:rPr>
+    </w:lvl>
+    <w:lvl w:ilvl="6" w:tentative="1">
+      <w:start w:val="1"/>
+      <w:numFmt w:val="bullet"/>
+      <w:lvlText w:val=""/>
+      <w:lvlJc w:val="left"/>
+      <w:pPr>
+        <w:tabs>
+          <w:tab w:val="num" w:pos="5040"/>
+        </w:tabs>
+        <w:ind w:left="5040" w:hanging="360"/>
+      </w:pPr>
+      <w:rPr>
+        <w:rFonts w:ascii="Wingdings" w:hAnsi="Wingdings" w:hint="default"/>
+        <w:sz w:val="20"/>
+      </w:rPr>
+    </w:lvl>
+    <w:lvl w:ilvl="7" w:tentative="1">
+      <w:start w:val="1"/>
+      <w:numFmt w:val="bullet"/>
+      <w:lvlText w:val=""/>
+      <w:lvlJc w:val="left"/>
+      <w:pPr>
+        <w:tabs>
+          <w:tab w:val="num" w:pos="5760"/>
+        </w:tabs>
+        <w:ind w:left="5760" w:hanging="360"/>
+      </w:pPr>
+      <w:rPr>
+        <w:rFonts w:ascii="Wingdings" w:hAnsi="Wingdings" w:hint="default"/>
+        <w:sz w:val="20"/>
+      </w:rPr>
+    </w:lvl>
+    <w:lvl w:ilvl="8" w:tentative="1">
+      <w:start w:val="1"/>
+      <w:numFmt w:val="bullet"/>
+      <w:lvlText w:val=""/>
+      <w:lvlJc w:val="left"/>
+      <w:pPr>
+        <w:tabs>
+          <w:tab w:val="num" w:pos="6480"/>
+        </w:tabs>
+        <w:ind w:left="6480" w:hanging="360"/>
+      </w:pPr>
+      <w:rPr>
+        <w:rFonts w:ascii="Wingdings" w:hAnsi="Wingdings" w:hint="default"/>
+        <w:sz w:val="20"/>
+      </w:rPr>
+    </w:lvl>
+  </w:abstractNum>
+  <w:abstractNum w:abstractNumId="11" w15:restartNumberingAfterBreak="0">
     <w:nsid w:val="1FF95C12"/>
     <w:multiLevelType w:val="hybridMultilevel"/>
     <w:tmpl w:val="E3CC9AE2"/>
@@ -1307,6 +2051,751 @@
       </w:pPr>
       <w:rPr>
         <w:rFonts w:ascii="Wingdings" w:hAnsi="Wingdings" w:hint="default"/>
+      </w:rPr>
+    </w:lvl>
+  </w:abstractNum>
+  <w:abstractNum w:abstractNumId="12" w15:restartNumberingAfterBreak="0">
+    <w:nsid w:val="2CD368BA"/>
+    <w:multiLevelType w:val="multilevel"/>
+    <w:tmpl w:val="F898672E"/>
+    <w:lvl w:ilvl="0">
+      <w:start w:val="1"/>
+      <w:numFmt w:val="bullet"/>
+      <w:lvlText w:val=""/>
+      <w:lvlJc w:val="left"/>
+      <w:pPr>
+        <w:tabs>
+          <w:tab w:val="num" w:pos="720"/>
+        </w:tabs>
+        <w:ind w:left="720" w:hanging="360"/>
+      </w:pPr>
+      <w:rPr>
+        <w:rFonts w:ascii="Symbol" w:hAnsi="Symbol" w:hint="default"/>
+        <w:sz w:val="20"/>
+      </w:rPr>
+    </w:lvl>
+    <w:lvl w:ilvl="1" w:tentative="1">
+      <w:start w:val="1"/>
+      <w:numFmt w:val="bullet"/>
+      <w:lvlText w:val="o"/>
+      <w:lvlJc w:val="left"/>
+      <w:pPr>
+        <w:tabs>
+          <w:tab w:val="num" w:pos="1440"/>
+        </w:tabs>
+        <w:ind w:left="1440" w:hanging="360"/>
+      </w:pPr>
+      <w:rPr>
+        <w:rFonts w:ascii="Courier New" w:hAnsi="Courier New" w:hint="default"/>
+        <w:sz w:val="20"/>
+      </w:rPr>
+    </w:lvl>
+    <w:lvl w:ilvl="2" w:tentative="1">
+      <w:start w:val="1"/>
+      <w:numFmt w:val="bullet"/>
+      <w:lvlText w:val=""/>
+      <w:lvlJc w:val="left"/>
+      <w:pPr>
+        <w:tabs>
+          <w:tab w:val="num" w:pos="2160"/>
+        </w:tabs>
+        <w:ind w:left="2160" w:hanging="360"/>
+      </w:pPr>
+      <w:rPr>
+        <w:rFonts w:ascii="Wingdings" w:hAnsi="Wingdings" w:hint="default"/>
+        <w:sz w:val="20"/>
+      </w:rPr>
+    </w:lvl>
+    <w:lvl w:ilvl="3" w:tentative="1">
+      <w:start w:val="1"/>
+      <w:numFmt w:val="bullet"/>
+      <w:lvlText w:val=""/>
+      <w:lvlJc w:val="left"/>
+      <w:pPr>
+        <w:tabs>
+          <w:tab w:val="num" w:pos="2880"/>
+        </w:tabs>
+        <w:ind w:left="2880" w:hanging="360"/>
+      </w:pPr>
+      <w:rPr>
+        <w:rFonts w:ascii="Wingdings" w:hAnsi="Wingdings" w:hint="default"/>
+        <w:sz w:val="20"/>
+      </w:rPr>
+    </w:lvl>
+    <w:lvl w:ilvl="4" w:tentative="1">
+      <w:start w:val="1"/>
+      <w:numFmt w:val="bullet"/>
+      <w:lvlText w:val=""/>
+      <w:lvlJc w:val="left"/>
+      <w:pPr>
+        <w:tabs>
+          <w:tab w:val="num" w:pos="3600"/>
+        </w:tabs>
+        <w:ind w:left="3600" w:hanging="360"/>
+      </w:pPr>
+      <w:rPr>
+        <w:rFonts w:ascii="Wingdings" w:hAnsi="Wingdings" w:hint="default"/>
+        <w:sz w:val="20"/>
+      </w:rPr>
+    </w:lvl>
+    <w:lvl w:ilvl="5" w:tentative="1">
+      <w:start w:val="1"/>
+      <w:numFmt w:val="bullet"/>
+      <w:lvlText w:val=""/>
+      <w:lvlJc w:val="left"/>
+      <w:pPr>
+        <w:tabs>
+          <w:tab w:val="num" w:pos="4320"/>
+        </w:tabs>
+        <w:ind w:left="4320" w:hanging="360"/>
+      </w:pPr>
+      <w:rPr>
+        <w:rFonts w:ascii="Wingdings" w:hAnsi="Wingdings" w:hint="default"/>
+        <w:sz w:val="20"/>
+      </w:rPr>
+    </w:lvl>
+    <w:lvl w:ilvl="6" w:tentative="1">
+      <w:start w:val="1"/>
+      <w:numFmt w:val="bullet"/>
+      <w:lvlText w:val=""/>
+      <w:lvlJc w:val="left"/>
+      <w:pPr>
+        <w:tabs>
+          <w:tab w:val="num" w:pos="5040"/>
+        </w:tabs>
+        <w:ind w:left="5040" w:hanging="360"/>
+      </w:pPr>
+      <w:rPr>
+        <w:rFonts w:ascii="Wingdings" w:hAnsi="Wingdings" w:hint="default"/>
+        <w:sz w:val="20"/>
+      </w:rPr>
+    </w:lvl>
+    <w:lvl w:ilvl="7" w:tentative="1">
+      <w:start w:val="1"/>
+      <w:numFmt w:val="bullet"/>
+      <w:lvlText w:val=""/>
+      <w:lvlJc w:val="left"/>
+      <w:pPr>
+        <w:tabs>
+          <w:tab w:val="num" w:pos="5760"/>
+        </w:tabs>
+        <w:ind w:left="5760" w:hanging="360"/>
+      </w:pPr>
+      <w:rPr>
+        <w:rFonts w:ascii="Wingdings" w:hAnsi="Wingdings" w:hint="default"/>
+        <w:sz w:val="20"/>
+      </w:rPr>
+    </w:lvl>
+    <w:lvl w:ilvl="8" w:tentative="1">
+      <w:start w:val="1"/>
+      <w:numFmt w:val="bullet"/>
+      <w:lvlText w:val=""/>
+      <w:lvlJc w:val="left"/>
+      <w:pPr>
+        <w:tabs>
+          <w:tab w:val="num" w:pos="6480"/>
+        </w:tabs>
+        <w:ind w:left="6480" w:hanging="360"/>
+      </w:pPr>
+      <w:rPr>
+        <w:rFonts w:ascii="Wingdings" w:hAnsi="Wingdings" w:hint="default"/>
+        <w:sz w:val="20"/>
+      </w:rPr>
+    </w:lvl>
+  </w:abstractNum>
+  <w:abstractNum w:abstractNumId="13" w15:restartNumberingAfterBreak="0">
+    <w:nsid w:val="312B7D29"/>
+    <w:multiLevelType w:val="multilevel"/>
+    <w:tmpl w:val="D9A049A6"/>
+    <w:lvl w:ilvl="0">
+      <w:start w:val="1"/>
+      <w:numFmt w:val="bullet"/>
+      <w:lvlText w:val=""/>
+      <w:lvlJc w:val="left"/>
+      <w:pPr>
+        <w:tabs>
+          <w:tab w:val="num" w:pos="720"/>
+        </w:tabs>
+        <w:ind w:left="720" w:hanging="360"/>
+      </w:pPr>
+      <w:rPr>
+        <w:rFonts w:ascii="Symbol" w:hAnsi="Symbol" w:hint="default"/>
+        <w:sz w:val="20"/>
+      </w:rPr>
+    </w:lvl>
+    <w:lvl w:ilvl="1" w:tentative="1">
+      <w:start w:val="1"/>
+      <w:numFmt w:val="bullet"/>
+      <w:lvlText w:val="o"/>
+      <w:lvlJc w:val="left"/>
+      <w:pPr>
+        <w:tabs>
+          <w:tab w:val="num" w:pos="1440"/>
+        </w:tabs>
+        <w:ind w:left="1440" w:hanging="360"/>
+      </w:pPr>
+      <w:rPr>
+        <w:rFonts w:ascii="Courier New" w:hAnsi="Courier New" w:hint="default"/>
+        <w:sz w:val="20"/>
+      </w:rPr>
+    </w:lvl>
+    <w:lvl w:ilvl="2" w:tentative="1">
+      <w:start w:val="1"/>
+      <w:numFmt w:val="bullet"/>
+      <w:lvlText w:val=""/>
+      <w:lvlJc w:val="left"/>
+      <w:pPr>
+        <w:tabs>
+          <w:tab w:val="num" w:pos="2160"/>
+        </w:tabs>
+        <w:ind w:left="2160" w:hanging="360"/>
+      </w:pPr>
+      <w:rPr>
+        <w:rFonts w:ascii="Wingdings" w:hAnsi="Wingdings" w:hint="default"/>
+        <w:sz w:val="20"/>
+      </w:rPr>
+    </w:lvl>
+    <w:lvl w:ilvl="3" w:tentative="1">
+      <w:start w:val="1"/>
+      <w:numFmt w:val="bullet"/>
+      <w:lvlText w:val=""/>
+      <w:lvlJc w:val="left"/>
+      <w:pPr>
+        <w:tabs>
+          <w:tab w:val="num" w:pos="2880"/>
+        </w:tabs>
+        <w:ind w:left="2880" w:hanging="360"/>
+      </w:pPr>
+      <w:rPr>
+        <w:rFonts w:ascii="Wingdings" w:hAnsi="Wingdings" w:hint="default"/>
+        <w:sz w:val="20"/>
+      </w:rPr>
+    </w:lvl>
+    <w:lvl w:ilvl="4" w:tentative="1">
+      <w:start w:val="1"/>
+      <w:numFmt w:val="bullet"/>
+      <w:lvlText w:val=""/>
+      <w:lvlJc w:val="left"/>
+      <w:pPr>
+        <w:tabs>
+          <w:tab w:val="num" w:pos="3600"/>
+        </w:tabs>
+        <w:ind w:left="3600" w:hanging="360"/>
+      </w:pPr>
+      <w:rPr>
+        <w:rFonts w:ascii="Wingdings" w:hAnsi="Wingdings" w:hint="default"/>
+        <w:sz w:val="20"/>
+      </w:rPr>
+    </w:lvl>
+    <w:lvl w:ilvl="5" w:tentative="1">
+      <w:start w:val="1"/>
+      <w:numFmt w:val="bullet"/>
+      <w:lvlText w:val=""/>
+      <w:lvlJc w:val="left"/>
+      <w:pPr>
+        <w:tabs>
+          <w:tab w:val="num" w:pos="4320"/>
+        </w:tabs>
+        <w:ind w:left="4320" w:hanging="360"/>
+      </w:pPr>
+      <w:rPr>
+        <w:rFonts w:ascii="Wingdings" w:hAnsi="Wingdings" w:hint="default"/>
+        <w:sz w:val="20"/>
+      </w:rPr>
+    </w:lvl>
+    <w:lvl w:ilvl="6" w:tentative="1">
+      <w:start w:val="1"/>
+      <w:numFmt w:val="bullet"/>
+      <w:lvlText w:val=""/>
+      <w:lvlJc w:val="left"/>
+      <w:pPr>
+        <w:tabs>
+          <w:tab w:val="num" w:pos="5040"/>
+        </w:tabs>
+        <w:ind w:left="5040" w:hanging="360"/>
+      </w:pPr>
+      <w:rPr>
+        <w:rFonts w:ascii="Wingdings" w:hAnsi="Wingdings" w:hint="default"/>
+        <w:sz w:val="20"/>
+      </w:rPr>
+    </w:lvl>
+    <w:lvl w:ilvl="7" w:tentative="1">
+      <w:start w:val="1"/>
+      <w:numFmt w:val="bullet"/>
+      <w:lvlText w:val=""/>
+      <w:lvlJc w:val="left"/>
+      <w:pPr>
+        <w:tabs>
+          <w:tab w:val="num" w:pos="5760"/>
+        </w:tabs>
+        <w:ind w:left="5760" w:hanging="360"/>
+      </w:pPr>
+      <w:rPr>
+        <w:rFonts w:ascii="Wingdings" w:hAnsi="Wingdings" w:hint="default"/>
+        <w:sz w:val="20"/>
+      </w:rPr>
+    </w:lvl>
+    <w:lvl w:ilvl="8" w:tentative="1">
+      <w:start w:val="1"/>
+      <w:numFmt w:val="bullet"/>
+      <w:lvlText w:val=""/>
+      <w:lvlJc w:val="left"/>
+      <w:pPr>
+        <w:tabs>
+          <w:tab w:val="num" w:pos="6480"/>
+        </w:tabs>
+        <w:ind w:left="6480" w:hanging="360"/>
+      </w:pPr>
+      <w:rPr>
+        <w:rFonts w:ascii="Wingdings" w:hAnsi="Wingdings" w:hint="default"/>
+        <w:sz w:val="20"/>
+      </w:rPr>
+    </w:lvl>
+  </w:abstractNum>
+  <w:abstractNum w:abstractNumId="14" w15:restartNumberingAfterBreak="0">
+    <w:nsid w:val="3D285909"/>
+    <w:multiLevelType w:val="multilevel"/>
+    <w:tmpl w:val="CA24643A"/>
+    <w:lvl w:ilvl="0">
+      <w:start w:val="1"/>
+      <w:numFmt w:val="bullet"/>
+      <w:lvlText w:val=""/>
+      <w:lvlJc w:val="left"/>
+      <w:pPr>
+        <w:tabs>
+          <w:tab w:val="num" w:pos="720"/>
+        </w:tabs>
+        <w:ind w:left="720" w:hanging="360"/>
+      </w:pPr>
+      <w:rPr>
+        <w:rFonts w:ascii="Symbol" w:hAnsi="Symbol" w:hint="default"/>
+        <w:sz w:val="20"/>
+      </w:rPr>
+    </w:lvl>
+    <w:lvl w:ilvl="1" w:tentative="1">
+      <w:start w:val="1"/>
+      <w:numFmt w:val="bullet"/>
+      <w:lvlText w:val="o"/>
+      <w:lvlJc w:val="left"/>
+      <w:pPr>
+        <w:tabs>
+          <w:tab w:val="num" w:pos="1440"/>
+        </w:tabs>
+        <w:ind w:left="1440" w:hanging="360"/>
+      </w:pPr>
+      <w:rPr>
+        <w:rFonts w:ascii="Courier New" w:hAnsi="Courier New" w:hint="default"/>
+        <w:sz w:val="20"/>
+      </w:rPr>
+    </w:lvl>
+    <w:lvl w:ilvl="2" w:tentative="1">
+      <w:start w:val="1"/>
+      <w:numFmt w:val="bullet"/>
+      <w:lvlText w:val=""/>
+      <w:lvlJc w:val="left"/>
+      <w:pPr>
+        <w:tabs>
+          <w:tab w:val="num" w:pos="2160"/>
+        </w:tabs>
+        <w:ind w:left="2160" w:hanging="360"/>
+      </w:pPr>
+      <w:rPr>
+        <w:rFonts w:ascii="Wingdings" w:hAnsi="Wingdings" w:hint="default"/>
+        <w:sz w:val="20"/>
+      </w:rPr>
+    </w:lvl>
+    <w:lvl w:ilvl="3" w:tentative="1">
+      <w:start w:val="1"/>
+      <w:numFmt w:val="bullet"/>
+      <w:lvlText w:val=""/>
+      <w:lvlJc w:val="left"/>
+      <w:pPr>
+        <w:tabs>
+          <w:tab w:val="num" w:pos="2880"/>
+        </w:tabs>
+        <w:ind w:left="2880" w:hanging="360"/>
+      </w:pPr>
+      <w:rPr>
+        <w:rFonts w:ascii="Wingdings" w:hAnsi="Wingdings" w:hint="default"/>
+        <w:sz w:val="20"/>
+      </w:rPr>
+    </w:lvl>
+    <w:lvl w:ilvl="4" w:tentative="1">
+      <w:start w:val="1"/>
+      <w:numFmt w:val="bullet"/>
+      <w:lvlText w:val=""/>
+      <w:lvlJc w:val="left"/>
+      <w:pPr>
+        <w:tabs>
+          <w:tab w:val="num" w:pos="3600"/>
+        </w:tabs>
+        <w:ind w:left="3600" w:hanging="360"/>
+      </w:pPr>
+      <w:rPr>
+        <w:rFonts w:ascii="Wingdings" w:hAnsi="Wingdings" w:hint="default"/>
+        <w:sz w:val="20"/>
+      </w:rPr>
+    </w:lvl>
+    <w:lvl w:ilvl="5" w:tentative="1">
+      <w:start w:val="1"/>
+      <w:numFmt w:val="bullet"/>
+      <w:lvlText w:val=""/>
+      <w:lvlJc w:val="left"/>
+      <w:pPr>
+        <w:tabs>
+          <w:tab w:val="num" w:pos="4320"/>
+        </w:tabs>
+        <w:ind w:left="4320" w:hanging="360"/>
+      </w:pPr>
+      <w:rPr>
+        <w:rFonts w:ascii="Wingdings" w:hAnsi="Wingdings" w:hint="default"/>
+        <w:sz w:val="20"/>
+      </w:rPr>
+    </w:lvl>
+    <w:lvl w:ilvl="6" w:tentative="1">
+      <w:start w:val="1"/>
+      <w:numFmt w:val="bullet"/>
+      <w:lvlText w:val=""/>
+      <w:lvlJc w:val="left"/>
+      <w:pPr>
+        <w:tabs>
+          <w:tab w:val="num" w:pos="5040"/>
+        </w:tabs>
+        <w:ind w:left="5040" w:hanging="360"/>
+      </w:pPr>
+      <w:rPr>
+        <w:rFonts w:ascii="Wingdings" w:hAnsi="Wingdings" w:hint="default"/>
+        <w:sz w:val="20"/>
+      </w:rPr>
+    </w:lvl>
+    <w:lvl w:ilvl="7" w:tentative="1">
+      <w:start w:val="1"/>
+      <w:numFmt w:val="bullet"/>
+      <w:lvlText w:val=""/>
+      <w:lvlJc w:val="left"/>
+      <w:pPr>
+        <w:tabs>
+          <w:tab w:val="num" w:pos="5760"/>
+        </w:tabs>
+        <w:ind w:left="5760" w:hanging="360"/>
+      </w:pPr>
+      <w:rPr>
+        <w:rFonts w:ascii="Wingdings" w:hAnsi="Wingdings" w:hint="default"/>
+        <w:sz w:val="20"/>
+      </w:rPr>
+    </w:lvl>
+    <w:lvl w:ilvl="8" w:tentative="1">
+      <w:start w:val="1"/>
+      <w:numFmt w:val="bullet"/>
+      <w:lvlText w:val=""/>
+      <w:lvlJc w:val="left"/>
+      <w:pPr>
+        <w:tabs>
+          <w:tab w:val="num" w:pos="6480"/>
+        </w:tabs>
+        <w:ind w:left="6480" w:hanging="360"/>
+      </w:pPr>
+      <w:rPr>
+        <w:rFonts w:ascii="Wingdings" w:hAnsi="Wingdings" w:hint="default"/>
+        <w:sz w:val="20"/>
+      </w:rPr>
+    </w:lvl>
+  </w:abstractNum>
+  <w:abstractNum w:abstractNumId="15" w15:restartNumberingAfterBreak="0">
+    <w:nsid w:val="566C3DAA"/>
+    <w:multiLevelType w:val="multilevel"/>
+    <w:tmpl w:val="DF7E8F1A"/>
+    <w:lvl w:ilvl="0">
+      <w:start w:val="1"/>
+      <w:numFmt w:val="bullet"/>
+      <w:lvlText w:val=""/>
+      <w:lvlJc w:val="left"/>
+      <w:pPr>
+        <w:tabs>
+          <w:tab w:val="num" w:pos="720"/>
+        </w:tabs>
+        <w:ind w:left="720" w:hanging="360"/>
+      </w:pPr>
+      <w:rPr>
+        <w:rFonts w:ascii="Symbol" w:hAnsi="Symbol" w:hint="default"/>
+        <w:sz w:val="20"/>
+      </w:rPr>
+    </w:lvl>
+    <w:lvl w:ilvl="1" w:tentative="1">
+      <w:start w:val="1"/>
+      <w:numFmt w:val="bullet"/>
+      <w:lvlText w:val="o"/>
+      <w:lvlJc w:val="left"/>
+      <w:pPr>
+        <w:tabs>
+          <w:tab w:val="num" w:pos="1440"/>
+        </w:tabs>
+        <w:ind w:left="1440" w:hanging="360"/>
+      </w:pPr>
+      <w:rPr>
+        <w:rFonts w:ascii="Courier New" w:hAnsi="Courier New" w:hint="default"/>
+        <w:sz w:val="20"/>
+      </w:rPr>
+    </w:lvl>
+    <w:lvl w:ilvl="2" w:tentative="1">
+      <w:start w:val="1"/>
+      <w:numFmt w:val="bullet"/>
+      <w:lvlText w:val=""/>
+      <w:lvlJc w:val="left"/>
+      <w:pPr>
+        <w:tabs>
+          <w:tab w:val="num" w:pos="2160"/>
+        </w:tabs>
+        <w:ind w:left="2160" w:hanging="360"/>
+      </w:pPr>
+      <w:rPr>
+        <w:rFonts w:ascii="Wingdings" w:hAnsi="Wingdings" w:hint="default"/>
+        <w:sz w:val="20"/>
+      </w:rPr>
+    </w:lvl>
+    <w:lvl w:ilvl="3" w:tentative="1">
+      <w:start w:val="1"/>
+      <w:numFmt w:val="bullet"/>
+      <w:lvlText w:val=""/>
+      <w:lvlJc w:val="left"/>
+      <w:pPr>
+        <w:tabs>
+          <w:tab w:val="num" w:pos="2880"/>
+        </w:tabs>
+        <w:ind w:left="2880" w:hanging="360"/>
+      </w:pPr>
+      <w:rPr>
+        <w:rFonts w:ascii="Wingdings" w:hAnsi="Wingdings" w:hint="default"/>
+        <w:sz w:val="20"/>
+      </w:rPr>
+    </w:lvl>
+    <w:lvl w:ilvl="4" w:tentative="1">
+      <w:start w:val="1"/>
+      <w:numFmt w:val="bullet"/>
+      <w:lvlText w:val=""/>
+      <w:lvlJc w:val="left"/>
+      <w:pPr>
+        <w:tabs>
+          <w:tab w:val="num" w:pos="3600"/>
+        </w:tabs>
+        <w:ind w:left="3600" w:hanging="360"/>
+      </w:pPr>
+      <w:rPr>
+        <w:rFonts w:ascii="Wingdings" w:hAnsi="Wingdings" w:hint="default"/>
+        <w:sz w:val="20"/>
+      </w:rPr>
+    </w:lvl>
+    <w:lvl w:ilvl="5" w:tentative="1">
+      <w:start w:val="1"/>
+      <w:numFmt w:val="bullet"/>
+      <w:lvlText w:val=""/>
+      <w:lvlJc w:val="left"/>
+      <w:pPr>
+        <w:tabs>
+          <w:tab w:val="num" w:pos="4320"/>
+        </w:tabs>
+        <w:ind w:left="4320" w:hanging="360"/>
+      </w:pPr>
+      <w:rPr>
+        <w:rFonts w:ascii="Wingdings" w:hAnsi="Wingdings" w:hint="default"/>
+        <w:sz w:val="20"/>
+      </w:rPr>
+    </w:lvl>
+    <w:lvl w:ilvl="6" w:tentative="1">
+      <w:start w:val="1"/>
+      <w:numFmt w:val="bullet"/>
+      <w:lvlText w:val=""/>
+      <w:lvlJc w:val="left"/>
+      <w:pPr>
+        <w:tabs>
+          <w:tab w:val="num" w:pos="5040"/>
+        </w:tabs>
+        <w:ind w:left="5040" w:hanging="360"/>
+      </w:pPr>
+      <w:rPr>
+        <w:rFonts w:ascii="Wingdings" w:hAnsi="Wingdings" w:hint="default"/>
+        <w:sz w:val="20"/>
+      </w:rPr>
+    </w:lvl>
+    <w:lvl w:ilvl="7" w:tentative="1">
+      <w:start w:val="1"/>
+      <w:numFmt w:val="bullet"/>
+      <w:lvlText w:val=""/>
+      <w:lvlJc w:val="left"/>
+      <w:pPr>
+        <w:tabs>
+          <w:tab w:val="num" w:pos="5760"/>
+        </w:tabs>
+        <w:ind w:left="5760" w:hanging="360"/>
+      </w:pPr>
+      <w:rPr>
+        <w:rFonts w:ascii="Wingdings" w:hAnsi="Wingdings" w:hint="default"/>
+        <w:sz w:val="20"/>
+      </w:rPr>
+    </w:lvl>
+    <w:lvl w:ilvl="8" w:tentative="1">
+      <w:start w:val="1"/>
+      <w:numFmt w:val="bullet"/>
+      <w:lvlText w:val=""/>
+      <w:lvlJc w:val="left"/>
+      <w:pPr>
+        <w:tabs>
+          <w:tab w:val="num" w:pos="6480"/>
+        </w:tabs>
+        <w:ind w:left="6480" w:hanging="360"/>
+      </w:pPr>
+      <w:rPr>
+        <w:rFonts w:ascii="Wingdings" w:hAnsi="Wingdings" w:hint="default"/>
+        <w:sz w:val="20"/>
+      </w:rPr>
+    </w:lvl>
+  </w:abstractNum>
+  <w:abstractNum w:abstractNumId="16" w15:restartNumberingAfterBreak="0">
+    <w:nsid w:val="6C275EC7"/>
+    <w:multiLevelType w:val="multilevel"/>
+    <w:tmpl w:val="94F06A4A"/>
+    <w:lvl w:ilvl="0">
+      <w:start w:val="1"/>
+      <w:numFmt w:val="bullet"/>
+      <w:lvlText w:val=""/>
+      <w:lvlJc w:val="left"/>
+      <w:pPr>
+        <w:tabs>
+          <w:tab w:val="num" w:pos="720"/>
+        </w:tabs>
+        <w:ind w:left="720" w:hanging="360"/>
+      </w:pPr>
+      <w:rPr>
+        <w:rFonts w:ascii="Symbol" w:hAnsi="Symbol" w:hint="default"/>
+        <w:sz w:val="20"/>
+      </w:rPr>
+    </w:lvl>
+    <w:lvl w:ilvl="1" w:tentative="1">
+      <w:start w:val="1"/>
+      <w:numFmt w:val="bullet"/>
+      <w:lvlText w:val="o"/>
+      <w:lvlJc w:val="left"/>
+      <w:pPr>
+        <w:tabs>
+          <w:tab w:val="num" w:pos="1440"/>
+        </w:tabs>
+        <w:ind w:left="1440" w:hanging="360"/>
+      </w:pPr>
+      <w:rPr>
+        <w:rFonts w:ascii="Courier New" w:hAnsi="Courier New" w:hint="default"/>
+        <w:sz w:val="20"/>
+      </w:rPr>
+    </w:lvl>
+    <w:lvl w:ilvl="2" w:tentative="1">
+      <w:start w:val="1"/>
+      <w:numFmt w:val="bullet"/>
+      <w:lvlText w:val=""/>
+      <w:lvlJc w:val="left"/>
+      <w:pPr>
+        <w:tabs>
+          <w:tab w:val="num" w:pos="2160"/>
+        </w:tabs>
+        <w:ind w:left="2160" w:hanging="360"/>
+      </w:pPr>
+      <w:rPr>
+        <w:rFonts w:ascii="Wingdings" w:hAnsi="Wingdings" w:hint="default"/>
+        <w:sz w:val="20"/>
+      </w:rPr>
+    </w:lvl>
+    <w:lvl w:ilvl="3" w:tentative="1">
+      <w:start w:val="1"/>
+      <w:numFmt w:val="bullet"/>
+      <w:lvlText w:val=""/>
+      <w:lvlJc w:val="left"/>
+      <w:pPr>
+        <w:tabs>
+          <w:tab w:val="num" w:pos="2880"/>
+        </w:tabs>
+        <w:ind w:left="2880" w:hanging="360"/>
+      </w:pPr>
+      <w:rPr>
+        <w:rFonts w:ascii="Wingdings" w:hAnsi="Wingdings" w:hint="default"/>
+        <w:sz w:val="20"/>
+      </w:rPr>
+    </w:lvl>
+    <w:lvl w:ilvl="4" w:tentative="1">
+      <w:start w:val="1"/>
+      <w:numFmt w:val="bullet"/>
+      <w:lvlText w:val=""/>
+      <w:lvlJc w:val="left"/>
+      <w:pPr>
+        <w:tabs>
+          <w:tab w:val="num" w:pos="3600"/>
+        </w:tabs>
+        <w:ind w:left="3600" w:hanging="360"/>
+      </w:pPr>
+      <w:rPr>
+        <w:rFonts w:ascii="Wingdings" w:hAnsi="Wingdings" w:hint="default"/>
+        <w:sz w:val="20"/>
+      </w:rPr>
+    </w:lvl>
+    <w:lvl w:ilvl="5" w:tentative="1">
+      <w:start w:val="1"/>
+      <w:numFmt w:val="bullet"/>
+      <w:lvlText w:val=""/>
+      <w:lvlJc w:val="left"/>
+      <w:pPr>
+        <w:tabs>
+          <w:tab w:val="num" w:pos="4320"/>
+        </w:tabs>
+        <w:ind w:left="4320" w:hanging="360"/>
+      </w:pPr>
+      <w:rPr>
+        <w:rFonts w:ascii="Wingdings" w:hAnsi="Wingdings" w:hint="default"/>
+        <w:sz w:val="20"/>
+      </w:rPr>
+    </w:lvl>
+    <w:lvl w:ilvl="6" w:tentative="1">
+      <w:start w:val="1"/>
+      <w:numFmt w:val="bullet"/>
+      <w:lvlText w:val=""/>
+      <w:lvlJc w:val="left"/>
+      <w:pPr>
+        <w:tabs>
+          <w:tab w:val="num" w:pos="5040"/>
+        </w:tabs>
+        <w:ind w:left="5040" w:hanging="360"/>
+      </w:pPr>
+      <w:rPr>
+        <w:rFonts w:ascii="Wingdings" w:hAnsi="Wingdings" w:hint="default"/>
+        <w:sz w:val="20"/>
+      </w:rPr>
+    </w:lvl>
+    <w:lvl w:ilvl="7" w:tentative="1">
+      <w:start w:val="1"/>
+      <w:numFmt w:val="bullet"/>
+      <w:lvlText w:val=""/>
+      <w:lvlJc w:val="left"/>
+      <w:pPr>
+        <w:tabs>
+          <w:tab w:val="num" w:pos="5760"/>
+        </w:tabs>
+        <w:ind w:left="5760" w:hanging="360"/>
+      </w:pPr>
+      <w:rPr>
+        <w:rFonts w:ascii="Wingdings" w:hAnsi="Wingdings" w:hint="default"/>
+        <w:sz w:val="20"/>
+      </w:rPr>
+    </w:lvl>
+    <w:lvl w:ilvl="8" w:tentative="1">
+      <w:start w:val="1"/>
+      <w:numFmt w:val="bullet"/>
+      <w:lvlText w:val=""/>
+      <w:lvlJc w:val="left"/>
+      <w:pPr>
+        <w:tabs>
+          <w:tab w:val="num" w:pos="6480"/>
+        </w:tabs>
+        <w:ind w:left="6480" w:hanging="360"/>
+      </w:pPr>
+      <w:rPr>
+        <w:rFonts w:ascii="Wingdings" w:hAnsi="Wingdings" w:hint="default"/>
+        <w:sz w:val="20"/>
       </w:rPr>
     </w:lvl>
   </w:abstractNum>
@@ -1341,7 +2830,25 @@
     <w:abstractNumId w:val="9"/>
   </w:num>
   <w:num w:numId="11" w16cid:durableId="1544632607">
+    <w:abstractNumId w:val="11"/>
+  </w:num>
+  <w:num w:numId="12" w16cid:durableId="1414426348">
     <w:abstractNumId w:val="10"/>
+  </w:num>
+  <w:num w:numId="13" w16cid:durableId="1814564916">
+    <w:abstractNumId w:val="12"/>
+  </w:num>
+  <w:num w:numId="14" w16cid:durableId="2112240629">
+    <w:abstractNumId w:val="13"/>
+  </w:num>
+  <w:num w:numId="15" w16cid:durableId="785346936">
+    <w:abstractNumId w:val="14"/>
+  </w:num>
+  <w:num w:numId="16" w16cid:durableId="486552077">
+    <w:abstractNumId w:val="16"/>
+  </w:num>
+  <w:num w:numId="17" w16cid:durableId="684524960">
+    <w:abstractNumId w:val="15"/>
   </w:num>
 </w:numbering>
 </file>
